--- a/VenkateshAnandan.docx
+++ b/VenkateshAnandan.docx
@@ -1,10 +1,10 @@
 
 <file path=word/document.xml><?xml version="1.0" encoding="utf-8"?>
-<w:document xmlns:w="http://schemas.openxmlformats.org/wordprocessingml/2006/main" xmlns:wp="http://schemas.openxmlformats.org/drawingml/2006/wordprocessingDrawing" xmlns:r="http://schemas.openxmlformats.org/officeDocument/2006/relationships" xmlns:v="urn:schemas-microsoft-com:vml" xmlns:w10="urn:schemas-microsoft-com:office:word" xmlns:o="urn:schemas-microsoft-com:office:office" xmlns:wp14="http://schemas.microsoft.com/office/word/2010/wordprocessingDrawing" xmlns:w14="http://schemas.microsoft.com/office/word/2010/wordml" xmlns:mc="http://schemas.openxmlformats.org/markup-compatibility/2006" xmlns:m="http://schemas.openxmlformats.org/officeDocument/2006/math" xmlns:wps="http://schemas.microsoft.com/office/word/2010/wordprocessingShape" xmlns:wpg="http://schemas.microsoft.com/office/word/2010/wordprocessingGroup" xmlns:wpi="http://schemas.microsoft.com/office/word/2010/wordprocessingInk" xmlns:wpc="http://schemas.microsoft.com/office/word/2010/wordprocessingCanvas" xmlns:wpsCustomData="http://www.wps.cn/officeDocument/2013/wpsCustomData" mc:Ignorable="w14 wp14">
+<w:document xmlns:wpc="http://schemas.microsoft.com/office/word/2010/wordprocessingCanvas" xmlns:cx="http://schemas.microsoft.com/office/drawing/2014/chartex" xmlns:cx1="http://schemas.microsoft.com/office/drawing/2015/9/8/chartex" xmlns:cx2="http://schemas.microsoft.com/office/drawing/2015/10/21/chartex" xmlns:cx3="http://schemas.microsoft.com/office/drawing/2016/5/9/chartex" xmlns:cx4="http://schemas.microsoft.com/office/drawing/2016/5/10/chartex" xmlns:cx5="http://schemas.microsoft.com/office/drawing/2016/5/11/chartex" xmlns:cx6="http://schemas.microsoft.com/office/drawing/2016/5/12/chartex" xmlns:cx7="http://schemas.microsoft.com/office/drawing/2016/5/13/chartex" xmlns:cx8="http://schemas.microsoft.com/office/drawing/2016/5/14/chartex" xmlns:mc="http://schemas.openxmlformats.org/markup-compatibility/2006" xmlns:aink="http://schemas.microsoft.com/office/drawing/2016/ink" xmlns:am3d="http://schemas.microsoft.com/office/drawing/2017/model3d" xmlns:o="urn:schemas-microsoft-com:office:office" xmlns:r="http://schemas.openxmlformats.org/officeDocument/2006/relationships" xmlns:m="http://schemas.openxmlformats.org/officeDocument/2006/math" xmlns:v="urn:schemas-microsoft-com:vml" xmlns:wp14="http://schemas.microsoft.com/office/word/2010/wordprocessingDrawing" xmlns:wp="http://schemas.openxmlformats.org/drawingml/2006/wordprocessingDrawing" xmlns:w10="urn:schemas-microsoft-com:office:word" xmlns:w="http://schemas.openxmlformats.org/wordprocessingml/2006/main" xmlns:w14="http://schemas.microsoft.com/office/word/2010/wordml" xmlns:w15="http://schemas.microsoft.com/office/word/2012/wordml" xmlns:w16cex="http://schemas.microsoft.com/office/word/2018/wordml/cex" xmlns:w16cid="http://schemas.microsoft.com/office/word/2016/wordml/cid" xmlns:w16="http://schemas.microsoft.com/office/word/2018/wordml" xmlns:w16sdtdh="http://schemas.microsoft.com/office/word/2020/wordml/sdtdatahash" xmlns:w16se="http://schemas.microsoft.com/office/word/2015/wordml/symex" xmlns:wpg="http://schemas.microsoft.com/office/word/2010/wordprocessingGroup" xmlns:wpi="http://schemas.microsoft.com/office/word/2010/wordprocessingInk" xmlns:wne="http://schemas.microsoft.com/office/word/2006/wordml" xmlns:wps="http://schemas.microsoft.com/office/word/2010/wordprocessingShape" mc:Ignorable="w14 w15 w16se w16cid w16 w16cex w16sdtdh wp14">
   <w:body>
     <w:p>
       <w:pPr>
-        <w:pStyle w:val="style62"/>
+        <w:pStyle w:val="Title"/>
         <w:rPr>
           <w:spacing w:val="-2"/>
         </w:rPr>
@@ -26,10 +26,6 @@
       </w:r>
     </w:p>
     <w:p>
-      <w:pPr>
-        <w:pStyle w:val="style0"/>
-        <w:rPr/>
-      </w:pPr>
       <w:r>
         <w:t>Corpus Christi, TX</w:t>
       </w:r>
@@ -39,18 +35,14 @@
       </w:r>
       <w:bookmarkEnd w:id="0"/>
       <w:r>
-        <w:t>(832) 821-3727</w:t>
-      </w:r>
-      <w:r>
-        <w:t xml:space="preserve"> </w:t>
-      </w:r>
-      <w:r>
-        <w:t>| venkatesh.anandan@hotmail.com | linkedin.com/in/venkatesh-anandan-0a3979405/</w:t>
-      </w:r>
-    </w:p>
-    <w:p>
-      <w:pPr>
-        <w:pStyle w:val="style0"/>
+        <w:t xml:space="preserve">(832) 821-3727 | venkatesh.anandan@hotmail.com | </w:t>
+      </w:r>
+      <w:r>
+        <w:t>linkedin.com/in/venkatesh-anandan-572453351</w:t>
+      </w:r>
+    </w:p>
+    <w:p>
+      <w:pPr>
         <w:spacing w:before="208"/>
         <w:ind w:left="93"/>
         <w:rPr>
@@ -68,14 +60,13 @@
     </w:p>
     <w:p>
       <w:pPr>
-        <w:pStyle w:val="style0"/>
         <w:rPr>
           <w:b/>
           <w:sz w:val="21"/>
         </w:rPr>
         <w:sectPr>
           <w:type w:val="continuous"/>
-          <w:pgSz w:w="11900" w:h="16860" w:orient="portrait"/>
+          <w:pgSz w:w="11900" w:h="16860"/>
           <w:pgMar w:top="620" w:right="425" w:bottom="280" w:left="566" w:header="720" w:footer="720" w:gutter="0"/>
           <w:cols w:space="720"/>
         </w:sectPr>
@@ -83,7 +74,6 @@
     </w:p>
     <w:p>
       <w:pPr>
-        <w:pStyle w:val="style0"/>
         <w:spacing w:before="15"/>
         <w:ind w:left="93"/>
         <w:rPr>
@@ -176,10 +166,9 @@
     </w:p>
     <w:p>
       <w:pPr>
-        <w:pStyle w:val="style66"/>
+        <w:pStyle w:val="BodyText"/>
         <w:spacing w:before="29"/>
         <w:ind w:left="93" w:firstLine="0"/>
-        <w:rPr/>
       </w:pPr>
       <w:r>
         <w:t>Master</w:t>
@@ -244,10 +233,9 @@
     </w:p>
     <w:p>
       <w:pPr>
-        <w:pStyle w:val="style2"/>
+        <w:pStyle w:val="Heading2"/>
         <w:spacing w:before="27"/>
         <w:ind w:left="93"/>
-        <w:rPr/>
       </w:pPr>
       <w:r>
         <w:rPr>
@@ -282,10 +270,9 @@
     </w:p>
     <w:p>
       <w:pPr>
-        <w:pStyle w:val="style66"/>
+        <w:pStyle w:val="BodyText"/>
         <w:spacing w:before="36"/>
         <w:ind w:left="93" w:firstLine="0"/>
-        <w:rPr/>
       </w:pPr>
       <w:r>
         <w:t>Bachelor</w:t>
@@ -350,11 +337,11 @@
     </w:p>
     <w:p>
       <w:pPr>
-        <w:pStyle w:val="style1"/>
+        <w:pStyle w:val="Heading1"/>
         <w:spacing w:before="159"/>
         <w:rPr>
-          <w:b w:val="false"/>
-          <w:bCs w:val="false"/>
+          <w:b w:val="0"/>
+          <w:bCs w:val="0"/>
         </w:rPr>
       </w:pPr>
       <w:r>
@@ -383,29 +370,41 @@
           <w:sz w:val="20"/>
           <w:szCs w:val="20"/>
         </w:rPr>
+        <w:t xml:space="preserve">           </w:t>
+      </w:r>
+      <w:r>
+        <w:rPr>
+          <w:b w:val="0"/>
+          <w:bCs w:val="0"/>
+          <w:sz w:val="20"/>
+          <w:szCs w:val="20"/>
+        </w:rPr>
+        <w:t>Jan</w:t>
+      </w:r>
+      <w:r>
+        <w:rPr>
+          <w:b w:val="0"/>
+          <w:bCs w:val="0"/>
+          <w:spacing w:val="-10"/>
+          <w:sz w:val="20"/>
+          <w:szCs w:val="20"/>
+        </w:rPr>
         <w:t xml:space="preserve"> </w:t>
       </w:r>
       <w:r>
         <w:rPr>
-          <w:sz w:val="20"/>
-          <w:szCs w:val="20"/>
-        </w:rPr>
-        <w:t xml:space="preserve">          </w:t>
-      </w:r>
-      <w:r>
-        <w:rPr>
-          <w:b w:val="false"/>
-          <w:bCs w:val="false"/>
-          <w:sz w:val="20"/>
-          <w:szCs w:val="20"/>
-        </w:rPr>
-        <w:t>Jan</w:t>
-      </w:r>
-      <w:r>
-        <w:rPr>
-          <w:b w:val="false"/>
-          <w:bCs w:val="false"/>
-          <w:spacing w:val="-10"/>
+          <w:b w:val="0"/>
+          <w:bCs w:val="0"/>
+          <w:sz w:val="20"/>
+          <w:szCs w:val="20"/>
+        </w:rPr>
+        <w:t>2022</w:t>
+      </w:r>
+      <w:r>
+        <w:rPr>
+          <w:b w:val="0"/>
+          <w:bCs w:val="0"/>
+          <w:spacing w:val="-8"/>
           <w:sz w:val="20"/>
           <w:szCs w:val="20"/>
         </w:rPr>
@@ -413,18 +412,18 @@
       </w:r>
       <w:r>
         <w:rPr>
-          <w:b w:val="false"/>
-          <w:bCs w:val="false"/>
-          <w:sz w:val="20"/>
-          <w:szCs w:val="20"/>
-        </w:rPr>
-        <w:t>2022</w:t>
-      </w:r>
-      <w:r>
-        <w:rPr>
-          <w:b w:val="false"/>
-          <w:bCs w:val="false"/>
-          <w:spacing w:val="-8"/>
+          <w:b w:val="0"/>
+          <w:bCs w:val="0"/>
+          <w:sz w:val="20"/>
+          <w:szCs w:val="20"/>
+        </w:rPr>
+        <w:t>–</w:t>
+      </w:r>
+      <w:r>
+        <w:rPr>
+          <w:b w:val="0"/>
+          <w:bCs w:val="0"/>
+          <w:spacing w:val="-9"/>
           <w:sz w:val="20"/>
           <w:szCs w:val="20"/>
         </w:rPr>
@@ -432,45 +431,17 @@
       </w:r>
       <w:r>
         <w:rPr>
-          <w:b w:val="false"/>
-          <w:bCs w:val="false"/>
-          <w:sz w:val="20"/>
-          <w:szCs w:val="20"/>
-        </w:rPr>
-        <w:t>–</w:t>
-      </w:r>
-      <w:r>
-        <w:rPr>
-          <w:b w:val="false"/>
-          <w:bCs w:val="false"/>
-          <w:spacing w:val="-9"/>
-          <w:sz w:val="20"/>
-          <w:szCs w:val="20"/>
-        </w:rPr>
-        <w:t xml:space="preserve"> </w:t>
-      </w:r>
-      <w:r>
-        <w:rPr>
-          <w:b w:val="false"/>
-          <w:bCs w:val="false"/>
-          <w:sz w:val="20"/>
-          <w:szCs w:val="20"/>
-        </w:rPr>
-        <w:t>Aug</w:t>
-      </w:r>
-      <w:r>
-        <w:rPr>
-          <w:b w:val="false"/>
-          <w:bCs w:val="false"/>
-          <w:sz w:val="20"/>
-          <w:szCs w:val="20"/>
-        </w:rPr>
-        <w:t xml:space="preserve"> </w:t>
-      </w:r>
-      <w:r>
-        <w:rPr>
-          <w:b w:val="false"/>
-          <w:bCs w:val="false"/>
+          <w:b w:val="0"/>
+          <w:bCs w:val="0"/>
+          <w:sz w:val="20"/>
+          <w:szCs w:val="20"/>
+        </w:rPr>
+        <w:t xml:space="preserve">Aug </w:t>
+      </w:r>
+      <w:r>
+        <w:rPr>
+          <w:b w:val="0"/>
+          <w:bCs w:val="0"/>
           <w:spacing w:val="-4"/>
           <w:sz w:val="20"/>
           <w:szCs w:val="20"/>
@@ -480,142 +451,103 @@
     </w:p>
     <w:p>
       <w:pPr>
-        <w:pStyle w:val="style66"/>
+        <w:pStyle w:val="BodyText"/>
         <w:spacing w:before="22"/>
         <w:ind w:left="0" w:firstLine="0"/>
-        <w:rPr/>
-      </w:pPr>
-    </w:p>
-    <w:p>
-      <w:pPr>
-        <w:pStyle w:val="style66"/>
+      </w:pPr>
+    </w:p>
+    <w:p>
+      <w:pPr>
+        <w:pStyle w:val="BodyText"/>
         <w:spacing w:before="1"/>
         <w:ind w:left="0" w:right="158" w:firstLine="0"/>
         <w:jc w:val="right"/>
-        <w:rPr/>
         <w:sectPr>
           <w:type w:val="continuous"/>
-          <w:pgSz w:w="11900" w:h="16860" w:orient="portrait"/>
+          <w:pgSz w:w="11900" w:h="16860"/>
           <w:pgMar w:top="620" w:right="425" w:bottom="280" w:left="566" w:header="720" w:footer="720" w:gutter="0"/>
-          <w:cols w:equalWidth="0" w:space="720" w:num="2">
+          <w:cols w:num="2" w:space="720" w:equalWidth="0">
             <w:col w:w="4980" w:space="3410"/>
             <w:col w:w="2519"/>
           </w:cols>
         </w:sectPr>
       </w:pPr>
       <w:r>
-        <w:t xml:space="preserve">            </w:t>
-      </w:r>
-      <w:r>
-        <w:t>Aug</w:t>
-      </w:r>
-      <w:r>
+        <w:t xml:space="preserve">            Aug 2014</w:t>
+      </w:r>
+      <w:r>
+        <w:rPr>
+          <w:spacing w:val="-5"/>
+        </w:rPr>
         <w:t xml:space="preserve"> </w:t>
       </w:r>
       <w:r>
-        <w:t>2014</w:t>
-      </w:r>
-      <w:r>
-        <w:rPr>
-          <w:spacing w:val="-5"/>
+        <w:t>-</w:t>
+      </w:r>
+      <w:r>
+        <w:rPr>
+          <w:spacing w:val="-7"/>
         </w:rPr>
         <w:t xml:space="preserve"> </w:t>
       </w:r>
       <w:r>
-        <w:t>-</w:t>
-      </w:r>
-      <w:r>
-        <w:rPr>
-          <w:spacing w:val="-7"/>
+        <w:t>May</w:t>
+      </w:r>
+      <w:r>
+        <w:rPr>
+          <w:spacing w:val="-8"/>
         </w:rPr>
         <w:t xml:space="preserve"> </w:t>
       </w:r>
       <w:r>
-        <w:t>May</w:t>
-      </w:r>
-      <w:r>
-        <w:rPr>
-          <w:spacing w:val="-8"/>
-        </w:rPr>
-        <w:t xml:space="preserve"> </w:t>
-      </w:r>
-      <w:r>
         <w:rPr>
           <w:spacing w:val="-4"/>
         </w:rPr>
-        <w:t>201</w:t>
-      </w:r>
-      <w:r>
-        <w:rPr>
-          <w:spacing w:val="-4"/>
-        </w:rPr>
-        <w:t>9</w:t>
-      </w:r>
-    </w:p>
-    <w:p>
-      <w:pPr>
-        <w:pStyle w:val="style66"/>
+        <w:t>2019</w:t>
+      </w:r>
+    </w:p>
+    <w:p>
+      <w:pPr>
+        <w:pStyle w:val="BodyText"/>
         <w:spacing w:before="37"/>
         <w:ind w:left="93" w:firstLine="0"/>
         <w:jc w:val="both"/>
-        <w:rPr/>
-      </w:pPr>
-      <w:r>
-        <w:t>Languages: Java, JavaScript, C#, PHP, Shell Scripting</w:t>
-      </w:r>
-    </w:p>
-    <w:p>
-      <w:pPr>
-        <w:pStyle w:val="style66"/>
+      </w:pPr>
+      <w:r>
+        <w:t xml:space="preserve">Languages: Java, JavaScript, C#, PHP, </w:t>
+      </w:r>
+      <w:r>
+        <w:t>Shell Scripting</w:t>
+      </w:r>
+    </w:p>
+    <w:p>
+      <w:pPr>
+        <w:pStyle w:val="BodyText"/>
         <w:spacing w:before="37"/>
         <w:ind w:left="93" w:firstLine="0"/>
         <w:jc w:val="both"/>
-        <w:rPr/>
-      </w:pPr>
-      <w:r>
-        <w:t>Frontend: React.js</w:t>
-      </w:r>
-      <w:r>
-        <w:t>, HTML</w:t>
-      </w:r>
-      <w:r>
-        <w:t>5</w:t>
-      </w:r>
-      <w:r>
-        <w:t>, CSS</w:t>
-      </w:r>
-      <w:r>
-        <w:t>3</w:t>
-      </w:r>
-      <w:r>
-        <w:t>, Bootstrap</w:t>
-      </w:r>
-    </w:p>
-    <w:p>
-      <w:pPr>
-        <w:pStyle w:val="style66"/>
+      </w:pPr>
+      <w:r>
+        <w:t>Frontend: React.js, HTML5, CSS3, Bootstrap</w:t>
+      </w:r>
+    </w:p>
+    <w:p>
+      <w:pPr>
+        <w:pStyle w:val="BodyText"/>
         <w:spacing w:before="37"/>
         <w:ind w:left="93" w:firstLine="0"/>
         <w:jc w:val="both"/>
-        <w:rPr/>
-      </w:pPr>
-      <w:r>
-        <w:t xml:space="preserve">Backend: Node.js, .NET, </w:t>
-      </w:r>
-      <w:r>
-        <w:t>Java/</w:t>
-      </w:r>
-      <w:r>
-        <w:t>J2EE</w:t>
-      </w:r>
-    </w:p>
-    <w:p>
-      <w:pPr>
-        <w:pStyle w:val="style66"/>
+      </w:pPr>
+      <w:r>
+        <w:t>Backend: Node.js, .NET, Java/J2EE</w:t>
+      </w:r>
+    </w:p>
+    <w:p>
+      <w:pPr>
+        <w:pStyle w:val="BodyText"/>
         <w:spacing w:before="37"/>
         <w:ind w:left="93" w:firstLine="0"/>
         <w:jc w:val="both"/>
-        <w:rPr/>
       </w:pPr>
       <w:r>
         <w:t>Frameworks &amp; Tools: MVC, Dapper, Android SDK, RPA</w:t>
@@ -623,11 +555,10 @@
     </w:p>
     <w:p>
       <w:pPr>
-        <w:pStyle w:val="style66"/>
+        <w:pStyle w:val="BodyText"/>
         <w:spacing w:before="37"/>
         <w:ind w:left="93" w:firstLine="0"/>
         <w:jc w:val="both"/>
-        <w:rPr/>
       </w:pPr>
       <w:r>
         <w:t>Cloud &amp; DevOps: AWS, Jenkins, Ansible, Maven, Git, SonarQube</w:t>
@@ -635,11 +566,10 @@
     </w:p>
     <w:p>
       <w:pPr>
-        <w:pStyle w:val="style66"/>
+        <w:pStyle w:val="BodyText"/>
         <w:spacing w:before="37"/>
         <w:ind w:left="93" w:firstLine="0"/>
         <w:jc w:val="both"/>
-        <w:rPr/>
       </w:pPr>
       <w:r>
         <w:t>Databases: SQL Server, MySQL, Oracle SQL, SQLite</w:t>
@@ -647,11 +577,10 @@
     </w:p>
     <w:p>
       <w:pPr>
-        <w:pStyle w:val="style66"/>
+        <w:pStyle w:val="BodyText"/>
         <w:spacing w:before="37"/>
         <w:ind w:left="93" w:firstLine="0"/>
         <w:jc w:val="both"/>
-        <w:rPr/>
       </w:pPr>
       <w:r>
         <w:t>Tools &amp; Platforms: Linux, Visual Studio, Power BI, Data Mining</w:t>
@@ -659,8 +588,7 @@
     </w:p>
     <w:p>
       <w:pPr>
-        <w:pStyle w:val="style1"/>
-        <w:rPr/>
+        <w:pStyle w:val="Heading1"/>
       </w:pPr>
       <w:r>
         <w:rPr>
@@ -671,69 +599,29 @@
     </w:p>
     <w:p>
       <w:pPr>
-        <w:pStyle w:val="style48"/>
+        <w:pStyle w:val="ListBullet"/>
         <w:numPr>
           <w:ilvl w:val="0"/>
           <w:numId w:val="0"/>
         </w:numPr>
         <w:ind w:left="360" w:hanging="360"/>
         <w:rPr>
-          <w:rFonts w:ascii="Times New Roman" w:cs="Times New Roman" w:eastAsia="Times New Roman" w:hAnsi="Times New Roman"/>
-          <w:bCs/>
-          <w:sz w:val="20"/>
-        </w:rPr>
-      </w:pPr>
-      <w:r>
-        <w:rPr>
-          <w:rFonts w:ascii="Times New Roman" w:cs="Times New Roman" w:eastAsia="Times New Roman" w:hAnsi="Times New Roman"/>
+          <w:rFonts w:ascii="Times New Roman" w:eastAsia="Times New Roman" w:hAnsi="Times New Roman" w:cs="Times New Roman"/>
+          <w:bCs/>
+          <w:sz w:val="20"/>
+        </w:rPr>
+      </w:pPr>
+      <w:r>
+        <w:rPr>
+          <w:rFonts w:ascii="Times New Roman" w:eastAsia="Times New Roman" w:hAnsi="Times New Roman" w:cs="Times New Roman"/>
           <w:b/>
           <w:sz w:val="20"/>
         </w:rPr>
-        <w:t xml:space="preserve"> </w:t>
-      </w:r>
-      <w:r>
-        <w:rPr>
-          <w:rFonts w:ascii="Times New Roman" w:cs="Times New Roman" w:eastAsia="Times New Roman" w:hAnsi="Times New Roman"/>
-          <w:b/>
-          <w:sz w:val="20"/>
-        </w:rPr>
-        <w:t xml:space="preserve"> </w:t>
-      </w:r>
-      <w:r>
-        <w:rPr>
-          <w:rFonts w:ascii="Times New Roman" w:cs="Times New Roman" w:eastAsia="Times New Roman" w:hAnsi="Times New Roman"/>
-          <w:b/>
-          <w:sz w:val="20"/>
-        </w:rPr>
-        <w:t xml:space="preserve">Software Engineer, Maxima Group Inc, USA                                                                               </w:t>
-      </w:r>
-      <w:r>
-        <w:rPr>
-          <w:rFonts w:ascii="Times New Roman" w:cs="Times New Roman" w:eastAsia="Times New Roman" w:hAnsi="Times New Roman"/>
-          <w:b/>
-          <w:sz w:val="20"/>
-        </w:rPr>
-        <w:t xml:space="preserve">                 </w:t>
-      </w:r>
-      <w:r>
-        <w:rPr>
-          <w:rFonts w:ascii="Times New Roman" w:cs="Times New Roman" w:eastAsia="Times New Roman" w:hAnsi="Times New Roman"/>
-          <w:b/>
-          <w:sz w:val="20"/>
-        </w:rPr>
-        <w:t xml:space="preserve">           </w:t>
-      </w:r>
-      <w:r>
-        <w:rPr>
-          <w:rFonts w:ascii="Times New Roman" w:cs="Times New Roman" w:eastAsia="Times New Roman" w:hAnsi="Times New Roman"/>
-          <w:b/>
-          <w:sz w:val="20"/>
-        </w:rPr>
-        <w:t xml:space="preserve"> </w:t>
-      </w:r>
-      <w:r>
-        <w:rPr>
-          <w:rFonts w:ascii="Times New Roman" w:cs="Times New Roman" w:eastAsia="Times New Roman" w:hAnsi="Times New Roman"/>
+        <w:t xml:space="preserve">  Software Engineer, Maxima Group Inc, USA                                                                                                            </w:t>
+      </w:r>
+      <w:r>
+        <w:rPr>
+          <w:rFonts w:ascii="Times New Roman" w:eastAsia="Times New Roman" w:hAnsi="Times New Roman" w:cs="Times New Roman"/>
           <w:bCs/>
           <w:sz w:val="20"/>
         </w:rPr>
@@ -742,80 +630,112 @@
     </w:p>
     <w:p>
       <w:pPr>
-        <w:pStyle w:val="style48"/>
+        <w:pStyle w:val="ListBullet"/>
         <w:ind w:left="514"/>
         <w:rPr>
-          <w:rFonts w:ascii="Times New Roman" w:cs="Times New Roman" w:eastAsia="Times New Roman" w:hAnsi="Times New Roman"/>
-          <w:bCs/>
-          <w:sz w:val="20"/>
-        </w:rPr>
-      </w:pPr>
-      <w:r>
-        <w:rPr>
-          <w:rFonts w:ascii="Times New Roman" w:cs="Times New Roman" w:eastAsia="Times New Roman" w:hAnsi="Times New Roman"/>
-          <w:bCs/>
-          <w:sz w:val="20"/>
-        </w:rPr>
-        <w:t>Develop and maintain enterprise full-stack applications using React.js, Node.js, J2EE, and SQL Server.</w:t>
-      </w:r>
-    </w:p>
-    <w:p>
-      <w:pPr>
-        <w:pStyle w:val="style48"/>
+          <w:rFonts w:ascii="Times New Roman" w:eastAsia="Times New Roman" w:hAnsi="Times New Roman" w:cs="Times New Roman"/>
+          <w:bCs/>
+          <w:sz w:val="20"/>
+        </w:rPr>
+      </w:pPr>
+      <w:r>
+        <w:rPr>
+          <w:rFonts w:ascii="Times New Roman" w:eastAsia="Times New Roman" w:hAnsi="Times New Roman" w:cs="Times New Roman"/>
+          <w:bCs/>
+          <w:sz w:val="20"/>
+        </w:rPr>
+        <w:t>Develop and m</w:t>
+      </w:r>
+      <w:r>
+        <w:rPr>
+          <w:rFonts w:ascii="Times New Roman" w:eastAsia="Times New Roman" w:hAnsi="Times New Roman" w:cs="Times New Roman"/>
+          <w:bCs/>
+          <w:sz w:val="20"/>
+        </w:rPr>
+        <w:t>aintain enterprise full-stack applications using React.js, Node.js, J2EE, and SQL Server.</w:t>
+      </w:r>
+    </w:p>
+    <w:p>
+      <w:pPr>
+        <w:pStyle w:val="ListBullet"/>
         <w:tabs>
-          <w:tab w:val="left" w:leader="none" w:pos="1691"/>
+          <w:tab w:val="left" w:pos="1691"/>
         </w:tabs>
         <w:ind w:left="514"/>
         <w:rPr>
-          <w:rFonts w:ascii="Times New Roman" w:cs="Times New Roman" w:hAnsi="Times New Roman"/>
-          <w:sz w:val="20"/>
-          <w:szCs w:val="20"/>
-        </w:rPr>
-      </w:pPr>
-      <w:r>
-        <w:rPr>
-          <w:rFonts w:ascii="Times New Roman" w:cs="Times New Roman" w:eastAsia="Times New Roman" w:hAnsi="Times New Roman"/>
-          <w:bCs/>
-          <w:sz w:val="20"/>
-        </w:rPr>
-        <w:t>Design and optimize SQL queries, stored procedures, and backend processes, improving application responsiveness and OLAP reporting.</w:t>
-      </w:r>
-    </w:p>
-    <w:p>
-      <w:pPr>
-        <w:pStyle w:val="style48"/>
+          <w:rFonts w:ascii="Times New Roman" w:hAnsi="Times New Roman" w:cs="Times New Roman"/>
+          <w:sz w:val="20"/>
+          <w:szCs w:val="20"/>
+        </w:rPr>
+      </w:pPr>
+      <w:r>
+        <w:rPr>
+          <w:rFonts w:ascii="Times New Roman" w:eastAsia="Times New Roman" w:hAnsi="Times New Roman" w:cs="Times New Roman"/>
+          <w:bCs/>
+          <w:sz w:val="20"/>
+        </w:rPr>
+        <w:t>Design and optimize SQL queries, stored procedures, and backend processes, improving application responsiveness and OLAP</w:t>
+      </w:r>
+      <w:r>
+        <w:rPr>
+          <w:rFonts w:ascii="Times New Roman" w:eastAsia="Times New Roman" w:hAnsi="Times New Roman" w:cs="Times New Roman"/>
+          <w:bCs/>
+          <w:sz w:val="20"/>
+        </w:rPr>
+        <w:t xml:space="preserve"> </w:t>
+      </w:r>
+      <w:r>
+        <w:rPr>
+          <w:rFonts w:ascii="Times New Roman" w:eastAsia="Times New Roman" w:hAnsi="Times New Roman" w:cs="Times New Roman"/>
+          <w:bCs/>
+          <w:sz w:val="20"/>
+        </w:rPr>
+        <w:t>reporting.</w:t>
+      </w:r>
+    </w:p>
+    <w:p>
+      <w:pPr>
+        <w:pStyle w:val="ListBullet"/>
         <w:tabs>
-          <w:tab w:val="left" w:leader="none" w:pos="1691"/>
+          <w:tab w:val="left" w:pos="1691"/>
         </w:tabs>
         <w:ind w:left="514"/>
         <w:rPr>
-          <w:rFonts w:ascii="Times New Roman" w:cs="Times New Roman" w:hAnsi="Times New Roman"/>
-          <w:sz w:val="20"/>
-          <w:szCs w:val="20"/>
-        </w:rPr>
-      </w:pPr>
-      <w:r>
-        <w:rPr>
-          <w:rFonts w:ascii="Times New Roman" w:cs="Times New Roman" w:hAnsi="Times New Roman"/>
-          <w:sz w:val="20"/>
-          <w:szCs w:val="20"/>
-        </w:rPr>
-        <w:t>Developed CDN-based architecture reducing load time by 30% and increasing digital revenue by 20%.</w:t>
-      </w:r>
-    </w:p>
-    <w:p>
-      <w:pPr>
-        <w:pStyle w:val="style48"/>
+          <w:rFonts w:ascii="Times New Roman" w:hAnsi="Times New Roman" w:cs="Times New Roman"/>
+          <w:sz w:val="20"/>
+          <w:szCs w:val="20"/>
+        </w:rPr>
+      </w:pPr>
+      <w:r>
+        <w:rPr>
+          <w:rFonts w:ascii="Times New Roman" w:hAnsi="Times New Roman" w:cs="Times New Roman"/>
+          <w:sz w:val="20"/>
+          <w:szCs w:val="20"/>
+        </w:rPr>
+        <w:t>Developed CDN-based architecture r</w:t>
+      </w:r>
+      <w:r>
+        <w:rPr>
+          <w:rFonts w:ascii="Times New Roman" w:hAnsi="Times New Roman" w:cs="Times New Roman"/>
+          <w:sz w:val="20"/>
+          <w:szCs w:val="20"/>
+        </w:rPr>
+        <w:t>educing load time by 30% and increasing digital revenue by 20%.</w:t>
+      </w:r>
+    </w:p>
+    <w:p>
+      <w:pPr>
+        <w:pStyle w:val="ListBullet"/>
         <w:ind w:left="514"/>
         <w:rPr>
-          <w:rFonts w:ascii="Times New Roman" w:cs="Times New Roman" w:eastAsia="Times New Roman" w:hAnsi="Times New Roman"/>
-          <w:bCs/>
-          <w:sz w:val="20"/>
-        </w:rPr>
-      </w:pPr>
-      <w:r>
-        <w:rPr>
-          <w:rFonts w:ascii="Times New Roman" w:cs="Times New Roman" w:hAnsi="Times New Roman"/>
+          <w:rFonts w:ascii="Times New Roman" w:eastAsia="Times New Roman" w:hAnsi="Times New Roman" w:cs="Times New Roman"/>
+          <w:bCs/>
+          <w:sz w:val="20"/>
+        </w:rPr>
+      </w:pPr>
+      <w:r>
+        <w:rPr>
+          <w:rFonts w:ascii="Times New Roman" w:hAnsi="Times New Roman" w:cs="Times New Roman"/>
           <w:sz w:val="20"/>
           <w:szCs w:val="20"/>
         </w:rPr>
@@ -824,36 +744,44 @@
     </w:p>
     <w:p>
       <w:pPr>
-        <w:pStyle w:val="style48"/>
+        <w:pStyle w:val="ListBullet"/>
         <w:ind w:left="514"/>
         <w:rPr>
-          <w:rFonts w:ascii="Times New Roman" w:cs="Times New Roman" w:eastAsia="Times New Roman" w:hAnsi="Times New Roman"/>
-          <w:bCs/>
-          <w:sz w:val="20"/>
-        </w:rPr>
-      </w:pPr>
-      <w:r>
-        <w:rPr>
-          <w:rFonts w:ascii="Times New Roman" w:cs="Times New Roman" w:hAnsi="Times New Roman"/>
-          <w:sz w:val="20"/>
-          <w:szCs w:val="20"/>
-        </w:rPr>
-        <w:t>Built Power BI dashboards using data mining, saving 500+ man-hours annually and improving reporting accuracy by 95%.</w:t>
-      </w:r>
-    </w:p>
-    <w:p>
-      <w:pPr>
-        <w:pStyle w:val="style48"/>
+          <w:rFonts w:ascii="Times New Roman" w:eastAsia="Times New Roman" w:hAnsi="Times New Roman" w:cs="Times New Roman"/>
+          <w:bCs/>
+          <w:sz w:val="20"/>
+        </w:rPr>
+      </w:pPr>
+      <w:r>
+        <w:rPr>
+          <w:rFonts w:ascii="Times New Roman" w:hAnsi="Times New Roman" w:cs="Times New Roman"/>
+          <w:sz w:val="20"/>
+          <w:szCs w:val="20"/>
+        </w:rPr>
+        <w:t>Built Power BI dashboards using data mining, saving 500+ man-hours annually a</w:t>
+      </w:r>
+      <w:r>
+        <w:rPr>
+          <w:rFonts w:ascii="Times New Roman" w:hAnsi="Times New Roman" w:cs="Times New Roman"/>
+          <w:sz w:val="20"/>
+          <w:szCs w:val="20"/>
+        </w:rPr>
+        <w:t>nd improving reporting accuracy by 95%.</w:t>
+      </w:r>
+    </w:p>
+    <w:p>
+      <w:pPr>
+        <w:pStyle w:val="ListBullet"/>
         <w:ind w:left="514"/>
         <w:rPr>
-          <w:rFonts w:ascii="Times New Roman" w:cs="Times New Roman" w:eastAsia="Times New Roman" w:hAnsi="Times New Roman"/>
-          <w:bCs/>
-          <w:sz w:val="20"/>
-        </w:rPr>
-      </w:pPr>
-      <w:r>
-        <w:rPr>
-          <w:rFonts w:ascii="Times New Roman" w:cs="Times New Roman" w:eastAsia="Times New Roman" w:hAnsi="Times New Roman"/>
+          <w:rFonts w:ascii="Times New Roman" w:eastAsia="Times New Roman" w:hAnsi="Times New Roman" w:cs="Times New Roman"/>
+          <w:bCs/>
+          <w:sz w:val="20"/>
+        </w:rPr>
+      </w:pPr>
+      <w:r>
+        <w:rPr>
+          <w:rFonts w:ascii="Times New Roman" w:eastAsia="Times New Roman" w:hAnsi="Times New Roman" w:cs="Times New Roman"/>
           <w:bCs/>
           <w:sz w:val="20"/>
         </w:rPr>
@@ -862,80 +790,56 @@
     </w:p>
     <w:p>
       <w:pPr>
-        <w:pStyle w:val="style48"/>
+        <w:pStyle w:val="ListBullet"/>
         <w:ind w:left="514"/>
         <w:rPr>
-          <w:rFonts w:ascii="Times New Roman" w:cs="Times New Roman" w:eastAsia="Times New Roman" w:hAnsi="Times New Roman"/>
-          <w:bCs/>
-          <w:sz w:val="20"/>
-        </w:rPr>
-      </w:pPr>
-      <w:r>
-        <w:rPr>
-          <w:rFonts w:ascii="Times New Roman" w:cs="Times New Roman" w:eastAsia="Times New Roman" w:hAnsi="Times New Roman"/>
-          <w:bCs/>
-          <w:sz w:val="20"/>
-        </w:rPr>
-        <w:t>Translate business requirements into technical solutions while contributing to system design and performance tuning</w:t>
-      </w:r>
-      <w:r>
-        <w:rPr>
-          <w:rFonts w:ascii="Times New Roman" w:cs="Times New Roman" w:eastAsia="Times New Roman" w:hAnsi="Times New Roman"/>
-          <w:bCs/>
-          <w:sz w:val="20"/>
-        </w:rPr>
-        <w:t>.</w:t>
-      </w:r>
-    </w:p>
-    <w:p>
-      <w:pPr>
-        <w:pStyle w:val="style48"/>
+          <w:rFonts w:ascii="Times New Roman" w:eastAsia="Times New Roman" w:hAnsi="Times New Roman" w:cs="Times New Roman"/>
+          <w:bCs/>
+          <w:sz w:val="20"/>
+        </w:rPr>
+      </w:pPr>
+      <w:r>
+        <w:rPr>
+          <w:rFonts w:ascii="Times New Roman" w:eastAsia="Times New Roman" w:hAnsi="Times New Roman" w:cs="Times New Roman"/>
+          <w:bCs/>
+          <w:sz w:val="20"/>
+        </w:rPr>
+        <w:t>Translate business requirements into technical solutions while contributing to system design and pe</w:t>
+      </w:r>
+      <w:r>
+        <w:rPr>
+          <w:rFonts w:ascii="Times New Roman" w:eastAsia="Times New Roman" w:hAnsi="Times New Roman" w:cs="Times New Roman"/>
+          <w:bCs/>
+          <w:sz w:val="20"/>
+        </w:rPr>
+        <w:t>rformance tuning.</w:t>
+      </w:r>
+    </w:p>
+    <w:p>
+      <w:pPr>
+        <w:pStyle w:val="ListBullet"/>
         <w:numPr>
           <w:ilvl w:val="0"/>
           <w:numId w:val="0"/>
         </w:numPr>
         <w:ind w:left="154"/>
         <w:rPr>
-          <w:rFonts w:ascii="Times New Roman" w:cs="Times New Roman" w:eastAsia="Times New Roman" w:hAnsi="Times New Roman"/>
-          <w:bCs/>
-          <w:sz w:val="20"/>
-        </w:rPr>
-      </w:pPr>
-      <w:r>
-        <w:rPr>
-          <w:rFonts w:ascii="Times New Roman" w:cs="Times New Roman" w:eastAsia="Times New Roman" w:hAnsi="Times New Roman"/>
+          <w:rFonts w:ascii="Times New Roman" w:eastAsia="Times New Roman" w:hAnsi="Times New Roman" w:cs="Times New Roman"/>
+          <w:bCs/>
+          <w:sz w:val="20"/>
+        </w:rPr>
+      </w:pPr>
+      <w:r>
+        <w:rPr>
+          <w:rFonts w:ascii="Times New Roman" w:eastAsia="Times New Roman" w:hAnsi="Times New Roman" w:cs="Times New Roman"/>
           <w:b/>
           <w:sz w:val="20"/>
         </w:rPr>
-        <w:t xml:space="preserve">Software Engineer, </w:t>
-      </w:r>
-      <w:r>
-        <w:rPr>
-          <w:rFonts w:ascii="Times New Roman" w:cs="Times New Roman" w:eastAsia="Times New Roman" w:hAnsi="Times New Roman"/>
-          <w:b/>
-          <w:sz w:val="20"/>
-        </w:rPr>
-        <w:t>Kivyo</w:t>
-      </w:r>
-      <w:r>
-        <w:rPr>
-          <w:rFonts w:ascii="Times New Roman" w:cs="Times New Roman" w:eastAsia="Times New Roman" w:hAnsi="Times New Roman"/>
-          <w:b/>
-          <w:sz w:val="20"/>
-        </w:rPr>
-        <w:t xml:space="preserve"> Inc, USA                                                                                            </w:t>
-      </w:r>
-      <w:r>
-        <w:rPr>
-          <w:rFonts w:ascii="Times New Roman" w:cs="Times New Roman" w:eastAsia="Times New Roman" w:hAnsi="Times New Roman"/>
-          <w:b/>
-          <w:sz w:val="20"/>
-        </w:rPr>
-        <w:t xml:space="preserve">                            </w:t>
-      </w:r>
-      <w:r>
-        <w:rPr>
-          <w:rFonts w:ascii="Times New Roman" w:cs="Times New Roman" w:eastAsia="Times New Roman" w:hAnsi="Times New Roman"/>
+        <w:t xml:space="preserve">Software Engineer, Kivyo Inc, USA                                                                                                                        </w:t>
+      </w:r>
+      <w:r>
+        <w:rPr>
+          <w:rFonts w:ascii="Times New Roman" w:eastAsia="Times New Roman" w:hAnsi="Times New Roman" w:cs="Times New Roman"/>
           <w:bCs/>
           <w:sz w:val="20"/>
         </w:rPr>
@@ -944,36 +848,44 @@
     </w:p>
     <w:p>
       <w:pPr>
-        <w:pStyle w:val="style48"/>
+        <w:pStyle w:val="ListBullet"/>
         <w:ind w:left="514"/>
         <w:rPr>
-          <w:rFonts w:ascii="Times New Roman" w:cs="Times New Roman" w:eastAsia="Times New Roman" w:hAnsi="Times New Roman"/>
-          <w:bCs/>
-          <w:sz w:val="20"/>
-        </w:rPr>
-      </w:pPr>
-      <w:r>
-        <w:rPr>
-          <w:rFonts w:ascii="Times New Roman" w:cs="Times New Roman" w:eastAsia="Times New Roman" w:hAnsi="Times New Roman"/>
-          <w:bCs/>
-          <w:sz w:val="20"/>
-        </w:rPr>
-        <w:t>Engineered reusable infrastructure automation tools and scripts supporting distributed production cluster environments.</w:t>
-      </w:r>
-    </w:p>
-    <w:p>
-      <w:pPr>
-        <w:pStyle w:val="style48"/>
+          <w:rFonts w:ascii="Times New Roman" w:eastAsia="Times New Roman" w:hAnsi="Times New Roman" w:cs="Times New Roman"/>
+          <w:bCs/>
+          <w:sz w:val="20"/>
+        </w:rPr>
+      </w:pPr>
+      <w:r>
+        <w:rPr>
+          <w:rFonts w:ascii="Times New Roman" w:eastAsia="Times New Roman" w:hAnsi="Times New Roman" w:cs="Times New Roman"/>
+          <w:bCs/>
+          <w:sz w:val="20"/>
+        </w:rPr>
+        <w:t xml:space="preserve">Engineered reusable infrastructure automation tools and </w:t>
+      </w:r>
+      <w:r>
+        <w:rPr>
+          <w:rFonts w:ascii="Times New Roman" w:eastAsia="Times New Roman" w:hAnsi="Times New Roman" w:cs="Times New Roman"/>
+          <w:bCs/>
+          <w:sz w:val="20"/>
+        </w:rPr>
+        <w:t>scripts supporting distributed production cluster environments.</w:t>
+      </w:r>
+    </w:p>
+    <w:p>
+      <w:pPr>
+        <w:pStyle w:val="ListBullet"/>
         <w:ind w:left="514"/>
         <w:rPr>
-          <w:rFonts w:ascii="Times New Roman" w:cs="Times New Roman" w:eastAsia="Times New Roman" w:hAnsi="Times New Roman"/>
-          <w:bCs/>
-          <w:sz w:val="20"/>
-        </w:rPr>
-      </w:pPr>
-      <w:r>
-        <w:rPr>
-          <w:rFonts w:ascii="Times New Roman" w:cs="Times New Roman" w:eastAsia="Times New Roman" w:hAnsi="Times New Roman"/>
+          <w:rFonts w:ascii="Times New Roman" w:eastAsia="Times New Roman" w:hAnsi="Times New Roman" w:cs="Times New Roman"/>
+          <w:bCs/>
+          <w:sz w:val="20"/>
+        </w:rPr>
+      </w:pPr>
+      <w:r>
+        <w:rPr>
+          <w:rFonts w:ascii="Times New Roman" w:eastAsia="Times New Roman" w:hAnsi="Times New Roman" w:cs="Times New Roman"/>
           <w:bCs/>
           <w:sz w:val="20"/>
         </w:rPr>
@@ -982,36 +894,44 @@
     </w:p>
     <w:p>
       <w:pPr>
-        <w:pStyle w:val="style48"/>
+        <w:pStyle w:val="ListBullet"/>
         <w:ind w:left="514"/>
         <w:rPr>
-          <w:rFonts w:ascii="Times New Roman" w:cs="Times New Roman" w:eastAsia="Times New Roman" w:hAnsi="Times New Roman"/>
-          <w:bCs/>
-          <w:sz w:val="20"/>
-        </w:rPr>
-      </w:pPr>
-      <w:r>
-        <w:rPr>
-          <w:rFonts w:ascii="Times New Roman" w:cs="Times New Roman" w:eastAsia="Times New Roman" w:hAnsi="Times New Roman"/>
-          <w:bCs/>
-          <w:sz w:val="20"/>
-        </w:rPr>
-        <w:t>Configured and optimized server images and deployment environments, improving system stability and operational efficiency.</w:t>
-      </w:r>
-    </w:p>
-    <w:p>
-      <w:pPr>
-        <w:pStyle w:val="style48"/>
+          <w:rFonts w:ascii="Times New Roman" w:eastAsia="Times New Roman" w:hAnsi="Times New Roman" w:cs="Times New Roman"/>
+          <w:bCs/>
+          <w:sz w:val="20"/>
+        </w:rPr>
+      </w:pPr>
+      <w:r>
+        <w:rPr>
+          <w:rFonts w:ascii="Times New Roman" w:eastAsia="Times New Roman" w:hAnsi="Times New Roman" w:cs="Times New Roman"/>
+          <w:bCs/>
+          <w:sz w:val="20"/>
+        </w:rPr>
+        <w:t>Configured and optimized server images and deployment environments, impro</w:t>
+      </w:r>
+      <w:r>
+        <w:rPr>
+          <w:rFonts w:ascii="Times New Roman" w:eastAsia="Times New Roman" w:hAnsi="Times New Roman" w:cs="Times New Roman"/>
+          <w:bCs/>
+          <w:sz w:val="20"/>
+        </w:rPr>
+        <w:t>ving system stability and operational efficiency.</w:t>
+      </w:r>
+    </w:p>
+    <w:p>
+      <w:pPr>
+        <w:pStyle w:val="ListBullet"/>
         <w:ind w:left="514"/>
         <w:rPr>
-          <w:rFonts w:ascii="Times New Roman" w:cs="Times New Roman" w:eastAsia="Times New Roman" w:hAnsi="Times New Roman"/>
-          <w:bCs/>
-          <w:sz w:val="20"/>
-        </w:rPr>
-      </w:pPr>
-      <w:r>
-        <w:rPr>
-          <w:rFonts w:ascii="Times New Roman" w:cs="Times New Roman" w:eastAsia="Times New Roman" w:hAnsi="Times New Roman"/>
+          <w:rFonts w:ascii="Times New Roman" w:eastAsia="Times New Roman" w:hAnsi="Times New Roman" w:cs="Times New Roman"/>
+          <w:bCs/>
+          <w:sz w:val="20"/>
+        </w:rPr>
+      </w:pPr>
+      <w:r>
+        <w:rPr>
+          <w:rFonts w:ascii="Times New Roman" w:eastAsia="Times New Roman" w:hAnsi="Times New Roman" w:cs="Times New Roman"/>
           <w:bCs/>
           <w:sz w:val="20"/>
         </w:rPr>
@@ -1020,48 +940,48 @@
     </w:p>
     <w:p>
       <w:pPr>
-        <w:pStyle w:val="style48"/>
+        <w:pStyle w:val="ListBullet"/>
         <w:ind w:left="514"/>
         <w:rPr>
-          <w:rFonts w:ascii="Times New Roman" w:cs="Times New Roman" w:eastAsia="Times New Roman" w:hAnsi="Times New Roman"/>
-          <w:bCs/>
-          <w:sz w:val="20"/>
-        </w:rPr>
-      </w:pPr>
-      <w:r>
-        <w:rPr>
-          <w:rFonts w:ascii="Times New Roman" w:cs="Times New Roman" w:eastAsia="Times New Roman" w:hAnsi="Times New Roman"/>
-          <w:bCs/>
-          <w:sz w:val="20"/>
-        </w:rPr>
-        <w:t>Collaborated with cloud engineering teams to support Agile delivery cycles and create technical documentation aligned with evolving product requirements</w:t>
-      </w:r>
-      <w:r>
-        <w:rPr>
-          <w:rFonts w:ascii="Times New Roman" w:cs="Times New Roman" w:eastAsia="Times New Roman" w:hAnsi="Times New Roman"/>
-          <w:bCs/>
-          <w:sz w:val="20"/>
-        </w:rPr>
-        <w:t>.</w:t>
-      </w:r>
-    </w:p>
-    <w:p>
-      <w:pPr>
-        <w:pStyle w:val="style48"/>
+          <w:rFonts w:ascii="Times New Roman" w:eastAsia="Times New Roman" w:hAnsi="Times New Roman" w:cs="Times New Roman"/>
+          <w:bCs/>
+          <w:sz w:val="20"/>
+        </w:rPr>
+      </w:pPr>
+      <w:r>
+        <w:rPr>
+          <w:rFonts w:ascii="Times New Roman" w:eastAsia="Times New Roman" w:hAnsi="Times New Roman" w:cs="Times New Roman"/>
+          <w:bCs/>
+          <w:sz w:val="20"/>
+        </w:rPr>
+        <w:t>Collaborated with cloud engineering teams to support Agile delivery cycles and c</w:t>
+      </w:r>
+      <w:r>
+        <w:rPr>
+          <w:rFonts w:ascii="Times New Roman" w:eastAsia="Times New Roman" w:hAnsi="Times New Roman" w:cs="Times New Roman"/>
+          <w:bCs/>
+          <w:sz w:val="20"/>
+        </w:rPr>
+        <w:t>reate technical documentation aligned with evolving product requirements.</w:t>
+      </w:r>
+    </w:p>
+    <w:p>
+      <w:pPr>
+        <w:pStyle w:val="ListBullet"/>
         <w:numPr>
           <w:ilvl w:val="0"/>
           <w:numId w:val="0"/>
         </w:numPr>
         <w:ind w:left="154"/>
         <w:rPr>
-          <w:rFonts w:ascii="Times New Roman" w:cs="Times New Roman" w:eastAsia="Times New Roman" w:hAnsi="Times New Roman"/>
-          <w:bCs/>
-          <w:sz w:val="20"/>
-        </w:rPr>
-      </w:pPr>
-      <w:r>
-        <w:rPr>
-          <w:rFonts w:ascii="Times New Roman" w:cs="Times New Roman" w:eastAsia="Times New Roman" w:hAnsi="Times New Roman"/>
+          <w:rFonts w:ascii="Times New Roman" w:eastAsia="Times New Roman" w:hAnsi="Times New Roman" w:cs="Times New Roman"/>
+          <w:bCs/>
+          <w:sz w:val="20"/>
+        </w:rPr>
+      </w:pPr>
+      <w:r>
+        <w:rPr>
+          <w:rFonts w:ascii="Times New Roman" w:eastAsia="Times New Roman" w:hAnsi="Times New Roman" w:cs="Times New Roman"/>
           <w:b/>
           <w:sz w:val="20"/>
         </w:rPr>
@@ -1069,80 +989,80 @@
       </w:r>
       <w:r>
         <w:rPr>
-          <w:rFonts w:ascii="Times New Roman" w:cs="Times New Roman" w:eastAsia="Times New Roman" w:hAnsi="Times New Roman"/>
-          <w:bCs/>
-          <w:sz w:val="20"/>
-        </w:rPr>
-        <w:t xml:space="preserve">                                                    </w:t>
-      </w:r>
-      <w:r>
-        <w:rPr>
-          <w:rFonts w:ascii="Times New Roman" w:cs="Times New Roman" w:eastAsia="Times New Roman" w:hAnsi="Times New Roman"/>
-          <w:bCs/>
-          <w:sz w:val="20"/>
-        </w:rPr>
-        <w:t xml:space="preserve">                            </w:t>
-      </w:r>
-      <w:r>
-        <w:rPr>
-          <w:rFonts w:ascii="Times New Roman" w:cs="Times New Roman" w:eastAsia="Times New Roman" w:hAnsi="Times New Roman"/>
-          <w:bCs/>
-          <w:sz w:val="20"/>
-        </w:rPr>
-        <w:t>Oct 2019 – Dec 2021</w:t>
-      </w:r>
-    </w:p>
-    <w:p>
-      <w:pPr>
-        <w:pStyle w:val="style48"/>
+          <w:rFonts w:ascii="Times New Roman" w:eastAsia="Times New Roman" w:hAnsi="Times New Roman" w:cs="Times New Roman"/>
+          <w:bCs/>
+          <w:sz w:val="20"/>
+        </w:rPr>
+        <w:t xml:space="preserve">                                                                                Oct 2019 – Dec 2021</w:t>
+      </w:r>
+    </w:p>
+    <w:p>
+      <w:pPr>
+        <w:pStyle w:val="ListBullet"/>
         <w:ind w:left="514"/>
         <w:rPr>
-          <w:rFonts w:ascii="Times New Roman" w:cs="Times New Roman" w:eastAsia="Times New Roman" w:hAnsi="Times New Roman"/>
-          <w:bCs/>
-          <w:sz w:val="20"/>
-        </w:rPr>
-      </w:pPr>
-      <w:r>
-        <w:rPr>
-          <w:rFonts w:ascii="Times New Roman" w:cs="Times New Roman" w:eastAsia="Times New Roman" w:hAnsi="Times New Roman"/>
-          <w:bCs/>
-          <w:sz w:val="20"/>
-        </w:rPr>
-        <w:t>Led cross-functional teams to consolidate six legacy applications into a unified Node.js and AWS-based big data platform, improving scalability and data accessibility.</w:t>
-      </w:r>
-    </w:p>
-    <w:p>
-      <w:pPr>
-        <w:pStyle w:val="style48"/>
+          <w:rFonts w:ascii="Times New Roman" w:eastAsia="Times New Roman" w:hAnsi="Times New Roman" w:cs="Times New Roman"/>
+          <w:bCs/>
+          <w:sz w:val="20"/>
+        </w:rPr>
+      </w:pPr>
+      <w:r>
+        <w:rPr>
+          <w:rFonts w:ascii="Times New Roman" w:eastAsia="Times New Roman" w:hAnsi="Times New Roman" w:cs="Times New Roman"/>
+          <w:bCs/>
+          <w:sz w:val="20"/>
+        </w:rPr>
+        <w:t>Led cross-functional teams</w:t>
+      </w:r>
+      <w:r>
+        <w:rPr>
+          <w:rFonts w:ascii="Times New Roman" w:eastAsia="Times New Roman" w:hAnsi="Times New Roman" w:cs="Times New Roman"/>
+          <w:bCs/>
+          <w:sz w:val="20"/>
+        </w:rPr>
+        <w:t xml:space="preserve"> to consolidate six legacy applications into a unified Node.js and AWS-based big data platform, improving scalability and data accessibility.</w:t>
+      </w:r>
+    </w:p>
+    <w:p>
+      <w:pPr>
+        <w:pStyle w:val="ListBullet"/>
         <w:ind w:left="514"/>
         <w:rPr>
-          <w:rFonts w:ascii="Times New Roman" w:cs="Times New Roman" w:eastAsia="Times New Roman" w:hAnsi="Times New Roman"/>
-          <w:bCs/>
-          <w:sz w:val="20"/>
-        </w:rPr>
-      </w:pPr>
-      <w:r>
-        <w:rPr>
-          <w:rFonts w:ascii="Times New Roman" w:cs="Times New Roman" w:eastAsia="Times New Roman" w:hAnsi="Times New Roman"/>
-          <w:bCs/>
-          <w:sz w:val="20"/>
-        </w:rPr>
-        <w:t>Built automated competitor and market research tools, reducing research turnaround time from several days to under 60 minutes.</w:t>
-      </w:r>
-    </w:p>
-    <w:p>
-      <w:pPr>
-        <w:pStyle w:val="style48"/>
+          <w:rFonts w:ascii="Times New Roman" w:eastAsia="Times New Roman" w:hAnsi="Times New Roman" w:cs="Times New Roman"/>
+          <w:bCs/>
+          <w:sz w:val="20"/>
+        </w:rPr>
+      </w:pPr>
+      <w:r>
+        <w:rPr>
+          <w:rFonts w:ascii="Times New Roman" w:eastAsia="Times New Roman" w:hAnsi="Times New Roman" w:cs="Times New Roman"/>
+          <w:bCs/>
+          <w:sz w:val="20"/>
+        </w:rPr>
+        <w:t>Built automated competitor and market research tools, reducing research turnaround time from several days to under</w:t>
+      </w:r>
+      <w:r>
+        <w:rPr>
+          <w:rFonts w:ascii="Times New Roman" w:eastAsia="Times New Roman" w:hAnsi="Times New Roman" w:cs="Times New Roman"/>
+          <w:bCs/>
+          <w:sz w:val="20"/>
+        </w:rPr>
+        <w:t xml:space="preserve"> 60 minutes.</w:t>
+      </w:r>
+    </w:p>
+    <w:p>
+      <w:pPr>
+        <w:pStyle w:val="ListBullet"/>
         <w:ind w:left="514"/>
         <w:rPr>
-          <w:rFonts w:ascii="Times New Roman" w:cs="Times New Roman" w:eastAsia="Times New Roman" w:hAnsi="Times New Roman"/>
-          <w:bCs/>
-          <w:sz w:val="20"/>
-        </w:rPr>
-      </w:pPr>
-      <w:r>
-        <w:rPr>
-          <w:rFonts w:ascii="Times New Roman" w:cs="Times New Roman" w:eastAsia="Times New Roman" w:hAnsi="Times New Roman"/>
+          <w:rFonts w:ascii="Times New Roman" w:eastAsia="Times New Roman" w:hAnsi="Times New Roman" w:cs="Times New Roman"/>
+          <w:bCs/>
+          <w:sz w:val="20"/>
+        </w:rPr>
+      </w:pPr>
+      <w:r>
+        <w:rPr>
+          <w:rFonts w:ascii="Times New Roman" w:eastAsia="Times New Roman" w:hAnsi="Times New Roman" w:cs="Times New Roman"/>
           <w:bCs/>
           <w:sz w:val="20"/>
         </w:rPr>
@@ -1151,23 +1071,23 @@
     </w:p>
     <w:p>
       <w:pPr>
-        <w:pStyle w:val="style48"/>
+        <w:pStyle w:val="ListBullet"/>
         <w:numPr>
           <w:ilvl w:val="0"/>
           <w:numId w:val="0"/>
         </w:numPr>
         <w:tabs>
-          <w:tab w:val="left" w:leader="none" w:pos="720"/>
+          <w:tab w:val="left" w:pos="720"/>
         </w:tabs>
         <w:rPr>
-          <w:rFonts w:ascii="Times New Roman" w:cs="Times New Roman" w:eastAsia="Calibri" w:hAnsi="Times New Roman"/>
+          <w:rFonts w:ascii="Times New Roman" w:hAnsi="Times New Roman" w:cs="Times New Roman"/>
           <w:b/>
           <w:sz w:val="22"/>
         </w:rPr>
       </w:pPr>
       <w:r>
         <w:rPr>
-          <w:rFonts w:ascii="Times New Roman" w:cs="Times New Roman" w:eastAsia="Calibri" w:hAnsi="Times New Roman"/>
+          <w:rFonts w:ascii="Times New Roman" w:hAnsi="Times New Roman" w:cs="Times New Roman"/>
           <w:b/>
           <w:sz w:val="22"/>
         </w:rPr>
@@ -1176,43 +1096,34 @@
     </w:p>
     <w:p>
       <w:pPr>
-        <w:pStyle w:val="style48"/>
+        <w:pStyle w:val="ListBullet"/>
         <w:numPr>
           <w:ilvl w:val="0"/>
           <w:numId w:val="0"/>
         </w:numPr>
         <w:tabs>
-          <w:tab w:val="left" w:leader="none" w:pos="720"/>
+          <w:tab w:val="left" w:pos="720"/>
         </w:tabs>
         <w:ind w:left="360" w:hanging="360"/>
         <w:rPr>
-          <w:rFonts w:ascii="Times New Roman" w:cs="Times New Roman" w:eastAsia="Calibri" w:hAnsi="Times New Roman"/>
-          <w:bCs/>
-          <w:sz w:val="20"/>
-          <w:szCs w:val="20"/>
-        </w:rPr>
-      </w:pPr>
-      <w:r>
-        <w:rPr>
-          <w:rFonts w:ascii="Times New Roman" w:cs="Times New Roman" w:eastAsia="Calibri" w:hAnsi="Times New Roman"/>
+          <w:rFonts w:ascii="Times New Roman" w:hAnsi="Times New Roman" w:cs="Times New Roman"/>
+          <w:bCs/>
+          <w:sz w:val="20"/>
+          <w:szCs w:val="20"/>
+        </w:rPr>
+      </w:pPr>
+      <w:r>
+        <w:rPr>
+          <w:rFonts w:ascii="Times New Roman" w:hAnsi="Times New Roman" w:cs="Times New Roman"/>
           <w:b/>
           <w:sz w:val="20"/>
           <w:szCs w:val="20"/>
         </w:rPr>
-        <w:t xml:space="preserve">   </w:t>
-      </w:r>
-      <w:r>
-        <w:rPr>
-          <w:rFonts w:ascii="Times New Roman" w:cs="Times New Roman" w:eastAsia="Calibri" w:hAnsi="Times New Roman"/>
-          <w:b/>
-          <w:sz w:val="20"/>
-          <w:szCs w:val="20"/>
-        </w:rPr>
-        <w:t xml:space="preserve">Sound for Assistive Communication </w:t>
-      </w:r>
-      <w:r>
-        <w:rPr>
-          <w:rFonts w:ascii="Times New Roman" w:cs="Times New Roman" w:eastAsia="Calibri" w:hAnsi="Times New Roman"/>
+        <w:t xml:space="preserve">   Sound for Assistive Communication </w:t>
+      </w:r>
+      <w:r>
+        <w:rPr>
+          <w:rFonts w:ascii="Times New Roman" w:hAnsi="Times New Roman" w:cs="Times New Roman"/>
           <w:bCs/>
           <w:sz w:val="20"/>
           <w:szCs w:val="20"/>
@@ -1222,286 +1133,180 @@
     </w:p>
     <w:p>
       <w:pPr>
-        <w:pStyle w:val="style48"/>
+        <w:pStyle w:val="ListBullet"/>
         <w:numPr>
           <w:ilvl w:val="0"/>
           <w:numId w:val="4"/>
         </w:numPr>
         <w:tabs>
-          <w:tab w:val="left" w:leader="none" w:pos="720"/>
+          <w:tab w:val="left" w:pos="720"/>
         </w:tabs>
         <w:rPr>
-          <w:rFonts w:ascii="Times New Roman" w:cs="Times New Roman" w:eastAsia="Calibri" w:hAnsi="Times New Roman"/>
-          <w:bCs/>
-          <w:sz w:val="20"/>
-          <w:szCs w:val="20"/>
-        </w:rPr>
-      </w:pPr>
-      <w:r>
-        <w:rPr>
-          <w:rFonts w:ascii="Times New Roman" w:cs="Times New Roman" w:eastAsia="Calibri" w:hAnsi="Times New Roman"/>
-          <w:bCs/>
-          <w:sz w:val="20"/>
-          <w:szCs w:val="20"/>
-        </w:rPr>
-        <w:t xml:space="preserve">Developed an NLP-based voice recognition and “Mind Speller” communication system for </w:t>
-      </w:r>
-      <w:r>
-        <w:rPr>
-          <w:rFonts w:ascii="Times New Roman" w:cs="Times New Roman" w:eastAsia="Calibri" w:hAnsi="Times New Roman"/>
-          <w:bCs/>
-          <w:sz w:val="20"/>
-          <w:szCs w:val="20"/>
-        </w:rPr>
-        <w:t>speech- and hearing-impaired users</w:t>
-      </w:r>
-    </w:p>
-    <w:p>
-      <w:pPr>
-        <w:pStyle w:val="style48"/>
+          <w:rFonts w:ascii="Times New Roman" w:hAnsi="Times New Roman" w:cs="Times New Roman"/>
+          <w:bCs/>
+          <w:sz w:val="20"/>
+          <w:szCs w:val="20"/>
+        </w:rPr>
+      </w:pPr>
+      <w:r>
+        <w:rPr>
+          <w:rFonts w:ascii="Times New Roman" w:hAnsi="Times New Roman" w:cs="Times New Roman"/>
+          <w:bCs/>
+          <w:sz w:val="20"/>
+          <w:szCs w:val="20"/>
+        </w:rPr>
+        <w:t>Developed an NLP-based voice recognition and “Mind Speller” communication system for speech- and hearing-impaired users</w:t>
+      </w:r>
+    </w:p>
+    <w:p>
+      <w:pPr>
+        <w:pStyle w:val="ListBullet"/>
         <w:numPr>
           <w:ilvl w:val="0"/>
           <w:numId w:val="4"/>
         </w:numPr>
         <w:tabs>
-          <w:tab w:val="left" w:leader="none" w:pos="720"/>
+          <w:tab w:val="left" w:pos="720"/>
         </w:tabs>
         <w:rPr>
-          <w:rFonts w:ascii="Times New Roman" w:cs="Times New Roman" w:eastAsia="Calibri" w:hAnsi="Times New Roman"/>
-          <w:bCs/>
-          <w:sz w:val="20"/>
-          <w:szCs w:val="20"/>
-        </w:rPr>
-      </w:pPr>
-      <w:r>
-        <w:rPr>
-          <w:rFonts w:ascii="Times New Roman" w:cs="Times New Roman" w:eastAsia="Calibri" w:hAnsi="Times New Roman"/>
-          <w:bCs/>
-          <w:sz w:val="20"/>
-          <w:szCs w:val="20"/>
-        </w:rPr>
-        <w:t>R</w:t>
-      </w:r>
-      <w:r>
-        <w:rPr>
-          <w:rFonts w:ascii="Times New Roman" w:cs="Times New Roman" w:eastAsia="Calibri" w:hAnsi="Times New Roman"/>
-          <w:bCs/>
-          <w:sz w:val="20"/>
-          <w:szCs w:val="20"/>
-        </w:rPr>
-        <w:t xml:space="preserve">educed cost of comparable </w:t>
-      </w:r>
-      <w:r>
-        <w:rPr>
-          <w:rFonts w:ascii="Times New Roman" w:cs="Times New Roman" w:eastAsia="Calibri" w:hAnsi="Times New Roman"/>
-          <w:bCs/>
-          <w:sz w:val="20"/>
-          <w:szCs w:val="20"/>
-        </w:rPr>
-        <w:t>assistive</w:t>
-      </w:r>
-      <w:r>
-        <w:rPr>
-          <w:rFonts w:ascii="Times New Roman" w:cs="Times New Roman" w:eastAsia="Calibri" w:hAnsi="Times New Roman"/>
-          <w:bCs/>
-          <w:sz w:val="20"/>
-          <w:szCs w:val="20"/>
-        </w:rPr>
-        <w:t xml:space="preserve"> solutions by approximately 70% through optimized software-based processing.</w:t>
-      </w:r>
-    </w:p>
-    <w:p>
-      <w:pPr>
-        <w:pStyle w:val="style48"/>
+          <w:rFonts w:ascii="Times New Roman" w:hAnsi="Times New Roman" w:cs="Times New Roman"/>
+          <w:bCs/>
+          <w:sz w:val="20"/>
+          <w:szCs w:val="20"/>
+        </w:rPr>
+      </w:pPr>
+      <w:r>
+        <w:rPr>
+          <w:rFonts w:ascii="Times New Roman" w:hAnsi="Times New Roman" w:cs="Times New Roman"/>
+          <w:bCs/>
+          <w:sz w:val="20"/>
+          <w:szCs w:val="20"/>
+        </w:rPr>
+        <w:t>Reduced cost of comparable assistive solutions by approximately 70% through optimized software-based processing.</w:t>
+      </w:r>
+    </w:p>
+    <w:p>
+      <w:pPr>
+        <w:pStyle w:val="ListBullet"/>
         <w:numPr>
           <w:ilvl w:val="0"/>
           <w:numId w:val="0"/>
         </w:numPr>
         <w:tabs>
-          <w:tab w:val="left" w:leader="none" w:pos="720"/>
+          <w:tab w:val="left" w:pos="720"/>
         </w:tabs>
         <w:rPr>
-          <w:rFonts w:ascii="Times New Roman" w:cs="Times New Roman" w:eastAsia="Calibri" w:hAnsi="Times New Roman"/>
-          <w:bCs/>
-          <w:sz w:val="20"/>
-          <w:szCs w:val="20"/>
-        </w:rPr>
-      </w:pPr>
-      <w:r>
-        <w:rPr>
-          <w:rFonts w:ascii="Times New Roman" w:cs="Times New Roman" w:eastAsia="Calibri" w:hAnsi="Times New Roman"/>
+          <w:rFonts w:ascii="Times New Roman" w:hAnsi="Times New Roman" w:cs="Times New Roman"/>
+          <w:bCs/>
+          <w:sz w:val="20"/>
+          <w:szCs w:val="20"/>
+        </w:rPr>
+      </w:pPr>
+      <w:r>
+        <w:rPr>
+          <w:rFonts w:ascii="Times New Roman" w:hAnsi="Times New Roman" w:cs="Times New Roman"/>
           <w:b/>
           <w:sz w:val="20"/>
           <w:szCs w:val="20"/>
         </w:rPr>
-        <w:t xml:space="preserve">   </w:t>
-      </w:r>
-      <w:r>
-        <w:rPr>
-          <w:rFonts w:ascii="Times New Roman" w:cs="Times New Roman" w:eastAsia="Calibri" w:hAnsi="Times New Roman"/>
+        <w:t xml:space="preserve">   FlexiPay | Offline D</w:t>
+      </w:r>
+      <w:r>
+        <w:rPr>
+          <w:rFonts w:ascii="Times New Roman" w:hAnsi="Times New Roman" w:cs="Times New Roman"/>
           <w:b/>
           <w:sz w:val="20"/>
           <w:szCs w:val="20"/>
         </w:rPr>
-        <w:t>FlexiPay</w:t>
-      </w:r>
-      <w:r>
-        <w:rPr>
-          <w:rFonts w:ascii="Times New Roman" w:cs="Times New Roman" w:eastAsia="Calibri" w:hAnsi="Times New Roman"/>
-          <w:b/>
-          <w:sz w:val="20"/>
-          <w:szCs w:val="20"/>
-        </w:rPr>
-        <w:t xml:space="preserve"> </w:t>
-      </w:r>
-      <w:r>
-        <w:rPr>
-          <w:rFonts w:ascii="Times New Roman" w:cs="Times New Roman" w:eastAsia="Calibri" w:hAnsi="Times New Roman"/>
-          <w:b/>
-          <w:sz w:val="20"/>
-          <w:szCs w:val="20"/>
-        </w:rPr>
-        <w:t>|</w:t>
-      </w:r>
-      <w:r>
-        <w:rPr>
-          <w:rFonts w:ascii="Times New Roman" w:cs="Times New Roman" w:eastAsia="Calibri" w:hAnsi="Times New Roman"/>
-          <w:b/>
-          <w:sz w:val="20"/>
-          <w:szCs w:val="20"/>
-        </w:rPr>
-        <w:t xml:space="preserve"> </w:t>
-      </w:r>
-      <w:r>
-        <w:rPr>
-          <w:rFonts w:ascii="Times New Roman" w:cs="Times New Roman" w:eastAsia="Calibri" w:hAnsi="Times New Roman"/>
-          <w:b/>
-          <w:sz w:val="20"/>
-          <w:szCs w:val="20"/>
-        </w:rPr>
-        <w:t xml:space="preserve">Offline Disaster-Recovery Payment </w:t>
-      </w:r>
-      <w:r>
-        <w:rPr>
-          <w:rFonts w:ascii="Times New Roman" w:cs="Times New Roman" w:eastAsia="Calibri" w:hAnsi="Times New Roman"/>
-          <w:b/>
-          <w:sz w:val="20"/>
-          <w:szCs w:val="20"/>
-        </w:rPr>
-        <w:t xml:space="preserve">System </w:t>
-      </w:r>
-      <w:r>
-        <w:rPr>
-          <w:rFonts w:ascii="Times New Roman" w:cs="Times New Roman" w:eastAsia="Calibri" w:hAnsi="Times New Roman"/>
-          <w:b/>
-          <w:sz w:val="20"/>
-          <w:szCs w:val="20"/>
-        </w:rPr>
-        <w:t xml:space="preserve">| </w:t>
-      </w:r>
-      <w:r>
-        <w:rPr>
-          <w:rFonts w:ascii="Times New Roman" w:cs="Times New Roman" w:eastAsia="Calibri" w:hAnsi="Times New Roman"/>
-          <w:bCs/>
-          <w:sz w:val="20"/>
-          <w:szCs w:val="20"/>
-        </w:rPr>
-        <w:t>Android</w:t>
-      </w:r>
-      <w:r>
-        <w:rPr>
-          <w:rFonts w:ascii="Times New Roman" w:cs="Times New Roman" w:eastAsia="Calibri" w:hAnsi="Times New Roman"/>
-          <w:bCs/>
-          <w:sz w:val="20"/>
-          <w:szCs w:val="20"/>
-        </w:rPr>
-        <w:t xml:space="preserve"> SDK, Java, Ad-hoc Networking</w:t>
-      </w:r>
-    </w:p>
-    <w:p>
-      <w:pPr>
-        <w:pStyle w:val="style48"/>
+        <w:t xml:space="preserve">isaster-Recovery Payment System | </w:t>
+      </w:r>
+      <w:r>
+        <w:rPr>
+          <w:rFonts w:ascii="Times New Roman" w:hAnsi="Times New Roman" w:cs="Times New Roman"/>
+          <w:bCs/>
+          <w:sz w:val="20"/>
+          <w:szCs w:val="20"/>
+        </w:rPr>
+        <w:t>Android SDK, Java, Ad-hoc Networking</w:t>
+      </w:r>
+    </w:p>
+    <w:p>
+      <w:pPr>
+        <w:pStyle w:val="ListBullet"/>
         <w:numPr>
           <w:ilvl w:val="0"/>
           <w:numId w:val="5"/>
         </w:numPr>
         <w:tabs>
-          <w:tab w:val="left" w:leader="none" w:pos="720"/>
+          <w:tab w:val="left" w:pos="720"/>
         </w:tabs>
         <w:rPr>
-          <w:rFonts w:ascii="Times New Roman" w:cs="Times New Roman" w:eastAsia="Calibri" w:hAnsi="Times New Roman"/>
-          <w:bCs/>
-          <w:sz w:val="20"/>
-          <w:szCs w:val="20"/>
-        </w:rPr>
-      </w:pPr>
-      <w:r>
-        <w:rPr>
-          <w:rFonts w:ascii="Times New Roman" w:cs="Times New Roman" w:eastAsia="Calibri" w:hAnsi="Times New Roman"/>
-          <w:bCs/>
-          <w:sz w:val="20"/>
-          <w:szCs w:val="20"/>
-        </w:rPr>
-        <w:t>Built a secure Android-based payment platform for low-connectivity and disaster-recovery environments</w:t>
-      </w:r>
-      <w:r>
-        <w:rPr>
-          <w:rFonts w:ascii="Times New Roman" w:cs="Times New Roman" w:eastAsia="Calibri" w:hAnsi="Times New Roman"/>
-          <w:bCs/>
-          <w:sz w:val="20"/>
-          <w:szCs w:val="20"/>
-        </w:rPr>
-        <w:t xml:space="preserve"> and i</w:t>
-      </w:r>
-      <w:r>
-        <w:rPr>
-          <w:rFonts w:ascii="Times New Roman" w:cs="Times New Roman" w:eastAsia="Calibri" w:hAnsi="Times New Roman"/>
-          <w:bCs/>
-          <w:sz w:val="20"/>
-          <w:szCs w:val="20"/>
-        </w:rPr>
-        <w:t>ncreased functional network coverage from 10% to 60% using decentralized ad-hoc networking architecture.</w:t>
-      </w:r>
-    </w:p>
-    <w:p>
-      <w:pPr>
-        <w:pStyle w:val="style48"/>
+          <w:rFonts w:ascii="Times New Roman" w:hAnsi="Times New Roman" w:cs="Times New Roman"/>
+          <w:bCs/>
+          <w:sz w:val="20"/>
+          <w:szCs w:val="20"/>
+        </w:rPr>
+      </w:pPr>
+      <w:r>
+        <w:rPr>
+          <w:rFonts w:ascii="Times New Roman" w:hAnsi="Times New Roman" w:cs="Times New Roman"/>
+          <w:bCs/>
+          <w:sz w:val="20"/>
+          <w:szCs w:val="20"/>
+        </w:rPr>
+        <w:t>Built a secure Android-based payment platform for low-connectivity and disaster-recovery environments and increased functional network coverage from 10% to 60% using decentralized ad-ho</w:t>
+      </w:r>
+      <w:r>
+        <w:rPr>
+          <w:rFonts w:ascii="Times New Roman" w:hAnsi="Times New Roman" w:cs="Times New Roman"/>
+          <w:bCs/>
+          <w:sz w:val="20"/>
+          <w:szCs w:val="20"/>
+        </w:rPr>
+        <w:t>c networking architecture.</w:t>
+      </w:r>
+    </w:p>
+    <w:p>
+      <w:pPr>
+        <w:pStyle w:val="ListBullet"/>
         <w:numPr>
           <w:ilvl w:val="0"/>
           <w:numId w:val="0"/>
         </w:numPr>
         <w:tabs>
-          <w:tab w:val="left" w:leader="none" w:pos="720"/>
+          <w:tab w:val="left" w:pos="720"/>
         </w:tabs>
         <w:ind w:left="360" w:hanging="360"/>
         <w:rPr>
-          <w:rFonts w:ascii="Times New Roman" w:cs="Times New Roman" w:eastAsia="Calibri" w:hAnsi="Times New Roman"/>
-          <w:bCs/>
-          <w:sz w:val="20"/>
-          <w:szCs w:val="20"/>
-        </w:rPr>
-      </w:pPr>
-      <w:r>
-        <w:rPr>
-          <w:rFonts w:ascii="Times New Roman" w:cs="Times New Roman" w:eastAsia="Calibri" w:hAnsi="Times New Roman"/>
+          <w:rFonts w:ascii="Times New Roman" w:hAnsi="Times New Roman" w:cs="Times New Roman"/>
+          <w:bCs/>
+          <w:sz w:val="20"/>
+          <w:szCs w:val="20"/>
+        </w:rPr>
+      </w:pPr>
+      <w:r>
+        <w:rPr>
+          <w:rFonts w:ascii="Times New Roman" w:hAnsi="Times New Roman" w:cs="Times New Roman"/>
           <w:b/>
           <w:sz w:val="20"/>
           <w:szCs w:val="20"/>
         </w:rPr>
-        <w:t xml:space="preserve">   </w:t>
-      </w:r>
-      <w:r>
-        <w:rPr>
-          <w:rFonts w:ascii="Times New Roman" w:cs="Times New Roman" w:eastAsia="Calibri" w:hAnsi="Times New Roman"/>
+        <w:t xml:space="preserve">   Video2Rhythm | AI-Based Music Generation </w:t>
+      </w:r>
+      <w:bookmarkStart w:id="1" w:name="_Hlk229497262"/>
+      <w:r>
+        <w:rPr>
+          <w:rFonts w:ascii="Times New Roman" w:hAnsi="Times New Roman" w:cs="Times New Roman"/>
           <w:b/>
           <w:sz w:val="20"/>
           <w:szCs w:val="20"/>
         </w:rPr>
-        <w:t>Video2Rhythm</w:t>
-      </w:r>
-      <w:r>
-        <w:rPr>
-          <w:rFonts w:ascii="Times New Roman" w:cs="Times New Roman" w:eastAsia="Calibri" w:hAnsi="Times New Roman"/>
+        <w:t>|</w:t>
+      </w:r>
+      <w:bookmarkEnd w:id="1"/>
+      <w:r>
+        <w:rPr>
+          <w:rFonts w:ascii="Times New Roman" w:hAnsi="Times New Roman" w:cs="Times New Roman"/>
           <w:b/>
           <w:sz w:val="20"/>
           <w:szCs w:val="20"/>
@@ -1510,224 +1315,96 @@
       </w:r>
       <w:r>
         <w:rPr>
-          <w:rFonts w:ascii="Times New Roman" w:cs="Times New Roman" w:eastAsia="Calibri" w:hAnsi="Times New Roman"/>
-          <w:b/>
-          <w:sz w:val="20"/>
-          <w:szCs w:val="20"/>
-        </w:rPr>
-        <w:t>|</w:t>
-      </w:r>
-      <w:r>
-        <w:rPr>
-          <w:rFonts w:ascii="Times New Roman" w:cs="Times New Roman" w:eastAsia="Calibri" w:hAnsi="Times New Roman"/>
-          <w:b/>
-          <w:sz w:val="20"/>
-          <w:szCs w:val="20"/>
-        </w:rPr>
-        <w:t xml:space="preserve"> AI</w:t>
-      </w:r>
-      <w:r>
-        <w:rPr>
-          <w:rFonts w:ascii="Times New Roman" w:cs="Times New Roman" w:eastAsia="Calibri" w:hAnsi="Times New Roman"/>
-          <w:b/>
-          <w:sz w:val="20"/>
-          <w:szCs w:val="20"/>
-        </w:rPr>
-        <w:t>-Based Music Generation</w:t>
-      </w:r>
-      <w:r>
-        <w:rPr>
-          <w:rFonts w:ascii="Times New Roman" w:cs="Times New Roman" w:eastAsia="Calibri" w:hAnsi="Times New Roman"/>
-          <w:b/>
-          <w:sz w:val="20"/>
-          <w:szCs w:val="20"/>
-        </w:rPr>
-        <w:t xml:space="preserve"> </w:t>
-      </w:r>
-      <w:bookmarkStart w:id="1" w:name="_Hlk229497262"/>
-      <w:r>
-        <w:rPr>
-          <w:rFonts w:ascii="Times New Roman" w:cs="Times New Roman" w:eastAsia="Calibri" w:hAnsi="Times New Roman"/>
-          <w:b/>
-          <w:sz w:val="20"/>
-          <w:szCs w:val="20"/>
-        </w:rPr>
-        <w:t>|</w:t>
-      </w:r>
-      <w:bookmarkEnd w:id="1"/>
-      <w:r>
-        <w:rPr>
-          <w:rFonts w:ascii="Times New Roman" w:cs="Times New Roman" w:eastAsia="Calibri" w:hAnsi="Times New Roman"/>
-          <w:b/>
-          <w:sz w:val="20"/>
-          <w:szCs w:val="20"/>
-        </w:rPr>
-        <w:t xml:space="preserve"> </w:t>
-      </w:r>
-      <w:r>
-        <w:rPr>
-          <w:rFonts w:ascii="Times New Roman" w:cs="Times New Roman" w:eastAsia="Calibri" w:hAnsi="Times New Roman"/>
-          <w:bCs/>
-          <w:sz w:val="20"/>
-          <w:szCs w:val="20"/>
-        </w:rPr>
-        <w:t>Python</w:t>
-      </w:r>
-      <w:r>
-        <w:rPr>
-          <w:rFonts w:ascii="Times New Roman" w:cs="Times New Roman" w:eastAsia="Calibri" w:hAnsi="Times New Roman"/>
-          <w:bCs/>
-          <w:sz w:val="20"/>
-          <w:szCs w:val="20"/>
-        </w:rPr>
-        <w:t>, TensorFlow, OpenCV, MIDI Processing</w:t>
-      </w:r>
-    </w:p>
-    <w:p>
-      <w:pPr>
-        <w:pStyle w:val="style48"/>
+          <w:rFonts w:ascii="Times New Roman" w:hAnsi="Times New Roman" w:cs="Times New Roman"/>
+          <w:bCs/>
+          <w:sz w:val="20"/>
+          <w:szCs w:val="20"/>
+        </w:rPr>
+        <w:t>Python, TensorFlow, OpenCV, MIDI Processing</w:t>
+      </w:r>
+    </w:p>
+    <w:p>
+      <w:pPr>
+        <w:pStyle w:val="ListBullet"/>
         <w:numPr>
           <w:ilvl w:val="0"/>
           <w:numId w:val="6"/>
         </w:numPr>
         <w:tabs>
-          <w:tab w:val="left" w:leader="none" w:pos="720"/>
+          <w:tab w:val="left" w:pos="720"/>
         </w:tabs>
         <w:rPr>
-          <w:rFonts w:ascii="Times New Roman" w:cs="Times New Roman" w:eastAsia="Calibri" w:hAnsi="Times New Roman"/>
-          <w:bCs/>
-          <w:sz w:val="20"/>
-          <w:szCs w:val="20"/>
-        </w:rPr>
-      </w:pPr>
-      <w:r>
-        <w:rPr>
-          <w:rFonts w:ascii="Times New Roman" w:cs="Times New Roman" w:eastAsia="Calibri" w:hAnsi="Times New Roman"/>
-          <w:bCs/>
-          <w:sz w:val="20"/>
-          <w:szCs w:val="20"/>
-        </w:rPr>
-        <w:t>Designed a multi-stage machine learning pipeline (Video2Rhythm → Rhythm2Drum → Drum2Music) to generate synchronized soundtracks for human motion videos</w:t>
-      </w:r>
-      <w:r>
-        <w:rPr>
-          <w:rFonts w:ascii="Times New Roman" w:cs="Times New Roman" w:eastAsia="Calibri" w:hAnsi="Times New Roman"/>
-          <w:bCs/>
-          <w:sz w:val="20"/>
-          <w:szCs w:val="20"/>
-        </w:rPr>
-        <w:t xml:space="preserve"> &amp; a</w:t>
-      </w:r>
-      <w:r>
-        <w:rPr>
-          <w:rFonts w:ascii="Times New Roman" w:cs="Times New Roman" w:eastAsia="Calibri" w:hAnsi="Times New Roman"/>
-          <w:bCs/>
-          <w:sz w:val="20"/>
-          <w:szCs w:val="20"/>
-        </w:rPr>
-        <w:t>chieve</w:t>
-      </w:r>
-      <w:r>
-        <w:rPr>
-          <w:rFonts w:ascii="Times New Roman" w:cs="Times New Roman" w:eastAsia="Calibri" w:hAnsi="Times New Roman"/>
-          <w:bCs/>
-          <w:sz w:val="20"/>
-          <w:szCs w:val="20"/>
-        </w:rPr>
-        <w:t>d</w:t>
-      </w:r>
-      <w:r>
-        <w:rPr>
-          <w:rFonts w:ascii="Times New Roman" w:cs="Times New Roman" w:eastAsia="Calibri" w:hAnsi="Times New Roman"/>
-          <w:bCs/>
-          <w:sz w:val="20"/>
-          <w:szCs w:val="20"/>
-        </w:rPr>
-        <w:t xml:space="preserve"> 89% accuracy in rhythm detection and audio synchronization.</w:t>
-      </w:r>
-    </w:p>
-    <w:p>
-      <w:pPr>
-        <w:pStyle w:val="style48"/>
+          <w:rFonts w:ascii="Times New Roman" w:hAnsi="Times New Roman" w:cs="Times New Roman"/>
+          <w:bCs/>
+          <w:sz w:val="20"/>
+          <w:szCs w:val="20"/>
+        </w:rPr>
+      </w:pPr>
+      <w:r>
+        <w:rPr>
+          <w:rFonts w:ascii="Times New Roman" w:hAnsi="Times New Roman" w:cs="Times New Roman"/>
+          <w:bCs/>
+          <w:sz w:val="20"/>
+          <w:szCs w:val="20"/>
+        </w:rPr>
+        <w:t>Designed a multi-stage machine learning pipeline (Video2Rhythm → Rhythm2Drum → Drum2Music) to generate synchronized soundtracks for human m</w:t>
+      </w:r>
+      <w:r>
+        <w:rPr>
+          <w:rFonts w:ascii="Times New Roman" w:hAnsi="Times New Roman" w:cs="Times New Roman"/>
+          <w:bCs/>
+          <w:sz w:val="20"/>
+          <w:szCs w:val="20"/>
+        </w:rPr>
+        <w:t>otion videos &amp; achieved 89% accuracy in rhythm detection and audio synchronization.</w:t>
+      </w:r>
+    </w:p>
+    <w:p>
+      <w:pPr>
+        <w:pStyle w:val="ListBullet"/>
         <w:numPr>
           <w:ilvl w:val="0"/>
           <w:numId w:val="0"/>
         </w:numPr>
         <w:tabs>
-          <w:tab w:val="left" w:leader="none" w:pos="720"/>
+          <w:tab w:val="left" w:pos="720"/>
         </w:tabs>
         <w:ind w:left="360" w:hanging="360"/>
         <w:rPr>
-          <w:rFonts w:ascii="Times New Roman" w:cs="Times New Roman" w:eastAsia="Calibri" w:hAnsi="Times New Roman"/>
-          <w:bCs/>
-          <w:sz w:val="20"/>
-          <w:szCs w:val="20"/>
-        </w:rPr>
-      </w:pPr>
-      <w:r>
-        <w:rPr>
-          <w:rFonts w:ascii="Times New Roman" w:cs="Times New Roman" w:eastAsia="Calibri" w:hAnsi="Times New Roman"/>
+          <w:rFonts w:ascii="Times New Roman" w:hAnsi="Times New Roman" w:cs="Times New Roman"/>
+          <w:bCs/>
+          <w:sz w:val="20"/>
+          <w:szCs w:val="20"/>
+        </w:rPr>
+      </w:pPr>
+      <w:r>
+        <w:rPr>
+          <w:rFonts w:ascii="Times New Roman" w:hAnsi="Times New Roman" w:cs="Times New Roman"/>
           <w:b/>
           <w:sz w:val="20"/>
           <w:szCs w:val="20"/>
         </w:rPr>
-        <w:t xml:space="preserve">    </w:t>
-      </w:r>
-      <w:r>
-        <w:rPr>
-          <w:rFonts w:ascii="Times New Roman" w:cs="Times New Roman" w:eastAsia="Calibri" w:hAnsi="Times New Roman"/>
-          <w:b/>
-          <w:sz w:val="20"/>
-          <w:szCs w:val="20"/>
-        </w:rPr>
-        <w:t xml:space="preserve">Phase Change Memory Optimization </w:t>
-      </w:r>
-      <w:r>
-        <w:rPr>
-          <w:rFonts w:ascii="Times New Roman" w:cs="Times New Roman" w:eastAsia="Calibri" w:hAnsi="Times New Roman"/>
-          <w:b/>
-          <w:sz w:val="20"/>
-          <w:szCs w:val="20"/>
-        </w:rPr>
-        <w:t xml:space="preserve">Research </w:t>
-      </w:r>
-      <w:r>
-        <w:rPr>
-          <w:rFonts w:ascii="Times New Roman" w:cs="Times New Roman" w:eastAsia="Calibri" w:hAnsi="Times New Roman"/>
-          <w:b/>
-          <w:sz w:val="20"/>
-          <w:szCs w:val="20"/>
-        </w:rPr>
-        <w:t xml:space="preserve">| </w:t>
-      </w:r>
-      <w:r>
-        <w:rPr>
-          <w:rFonts w:ascii="Times New Roman" w:cs="Times New Roman" w:eastAsia="Calibri" w:hAnsi="Times New Roman"/>
-          <w:bCs/>
-          <w:sz w:val="20"/>
-          <w:szCs w:val="20"/>
-        </w:rPr>
-        <w:t>Computer</w:t>
-      </w:r>
-      <w:r>
-        <w:rPr>
-          <w:rFonts w:ascii="Times New Roman" w:cs="Times New Roman" w:eastAsia="Calibri" w:hAnsi="Times New Roman"/>
-          <w:bCs/>
-          <w:sz w:val="20"/>
-          <w:szCs w:val="20"/>
-        </w:rPr>
-        <w:t xml:space="preserve"> Architecture, Memory Systems</w:t>
-      </w:r>
-    </w:p>
-    <w:p>
-      <w:pPr>
-        <w:pStyle w:val="style48"/>
+        <w:t xml:space="preserve">    Phase Change Memory Optimization Research | </w:t>
+      </w:r>
+      <w:r>
+        <w:rPr>
+          <w:rFonts w:ascii="Times New Roman" w:hAnsi="Times New Roman" w:cs="Times New Roman"/>
+          <w:bCs/>
+          <w:sz w:val="20"/>
+          <w:szCs w:val="20"/>
+        </w:rPr>
+        <w:t>Computer Architecture, Memory Systems</w:t>
+      </w:r>
+    </w:p>
+    <w:p>
+      <w:pPr>
+        <w:pStyle w:val="ListBullet"/>
         <w:numPr>
           <w:ilvl w:val="0"/>
           <w:numId w:val="7"/>
         </w:numPr>
         <w:tabs>
-          <w:tab w:val="left" w:leader="none" w:pos="720"/>
+          <w:tab w:val="left" w:pos="720"/>
         </w:tabs>
         <w:rPr>
           <w:b/>
@@ -1737,23 +1414,32 @@
       </w:pPr>
       <w:r>
         <w:rPr>
-          <w:rFonts w:ascii="Times New Roman" w:cs="Times New Roman" w:eastAsia="Calibri" w:hAnsi="Times New Roman"/>
-          <w:bCs/>
-          <w:sz w:val="20"/>
-          <w:szCs w:val="20"/>
-        </w:rPr>
-        <w:t>Researched optimization techniques to improve lifespan, efficiency, and reliability of Phase Change Memory (PCM) systems.</w:t>
-      </w:r>
-    </w:p>
-    <w:p>
-      <w:pPr>
-        <w:pStyle w:val="style48"/>
+          <w:rFonts w:ascii="Times New Roman" w:hAnsi="Times New Roman" w:cs="Times New Roman"/>
+          <w:bCs/>
+          <w:sz w:val="20"/>
+          <w:szCs w:val="20"/>
+        </w:rPr>
+        <w:t>Researched optimization techniques to improve lifespan, efficiency, and reliability of</w:t>
+      </w:r>
+      <w:r>
+        <w:rPr>
+          <w:rFonts w:ascii="Times New Roman" w:hAnsi="Times New Roman" w:cs="Times New Roman"/>
+          <w:bCs/>
+          <w:sz w:val="20"/>
+          <w:szCs w:val="20"/>
+        </w:rPr>
+        <w:t xml:space="preserve"> Phase Change Memory (PCM) systems.</w:t>
+      </w:r>
+    </w:p>
+    <w:p>
+      <w:pPr>
+        <w:pStyle w:val="ListBullet"/>
         <w:numPr>
           <w:ilvl w:val="0"/>
           <w:numId w:val="0"/>
         </w:numPr>
         <w:tabs>
-          <w:tab w:val="left" w:leader="none" w:pos="720"/>
+          <w:tab w:val="left" w:pos="720"/>
         </w:tabs>
         <w:ind w:left="360" w:hanging="360"/>
         <w:rPr>
@@ -1768,26 +1454,18 @@
           <w:bCs/>
           <w:sz w:val="22"/>
         </w:rPr>
-        <w:t xml:space="preserve">  </w:t>
-      </w:r>
-      <w:r>
-        <w:rPr>
-          <w:b/>
-          <w:bCs/>
-          <w:sz w:val="22"/>
-        </w:rPr>
-        <w:t>CERTIFICATIONS</w:t>
-      </w:r>
-    </w:p>
-    <w:p>
-      <w:pPr>
-        <w:pStyle w:val="style48"/>
+        <w:t xml:space="preserve">  CERTIFICATIONS</w:t>
+      </w:r>
+    </w:p>
+    <w:p>
+      <w:pPr>
+        <w:pStyle w:val="ListBullet"/>
         <w:numPr>
           <w:ilvl w:val="0"/>
           <w:numId w:val="7"/>
         </w:numPr>
         <w:tabs>
-          <w:tab w:val="left" w:leader="none" w:pos="720"/>
+          <w:tab w:val="left" w:pos="720"/>
         </w:tabs>
         <w:rPr>
           <w:sz w:val="20"/>
@@ -1799,39 +1477,18 @@
           <w:sz w:val="20"/>
           <w:szCs w:val="20"/>
         </w:rPr>
-        <w:t>Microsoft Certified: Azure Fundamentals</w:t>
-      </w:r>
-      <w:r>
-        <w:rPr>
-          <w:sz w:val="20"/>
-          <w:szCs w:val="20"/>
-        </w:rPr>
-        <w:t xml:space="preserve"> (</w:t>
-      </w:r>
-      <w:r>
-        <w:rPr>
-          <w:sz w:val="20"/>
-          <w:szCs w:val="20"/>
-        </w:rPr>
-        <w:t>AZ-900</w:t>
-      </w:r>
-      <w:r>
-        <w:rPr>
-          <w:sz w:val="20"/>
-          <w:szCs w:val="20"/>
-        </w:rPr>
-        <w:t>)</w:t>
-      </w:r>
-    </w:p>
-    <w:p>
-      <w:pPr>
-        <w:pStyle w:val="style48"/>
+        <w:t>Microsoft Certified: Azure Fundamentals (AZ-900)</w:t>
+      </w:r>
+    </w:p>
+    <w:p>
+      <w:pPr>
+        <w:pStyle w:val="ListBullet"/>
         <w:numPr>
           <w:ilvl w:val="0"/>
           <w:numId w:val="7"/>
         </w:numPr>
         <w:tabs>
-          <w:tab w:val="left" w:leader="none" w:pos="720"/>
+          <w:tab w:val="left" w:pos="720"/>
         </w:tabs>
         <w:rPr>
           <w:sz w:val="20"/>
@@ -1843,39 +1500,18 @@
           <w:sz w:val="20"/>
           <w:szCs w:val="20"/>
         </w:rPr>
-        <w:t>Designing and Implementing Microsoft DevOps Solutions</w:t>
-      </w:r>
-      <w:r>
-        <w:rPr>
-          <w:sz w:val="20"/>
-          <w:szCs w:val="20"/>
-        </w:rPr>
-        <w:t xml:space="preserve"> (</w:t>
-      </w:r>
-      <w:r>
-        <w:rPr>
-          <w:sz w:val="20"/>
-          <w:szCs w:val="20"/>
-        </w:rPr>
-        <w:t>AZ-400</w:t>
-      </w:r>
-      <w:r>
-        <w:rPr>
-          <w:sz w:val="20"/>
-          <w:szCs w:val="20"/>
-        </w:rPr>
-        <w:t>)</w:t>
-      </w:r>
-    </w:p>
-    <w:p>
-      <w:pPr>
-        <w:pStyle w:val="style48"/>
+        <w:t>Designing and Implementing Microsoft DevOps Solutions (AZ-400)</w:t>
+      </w:r>
+    </w:p>
+    <w:p>
+      <w:pPr>
+        <w:pStyle w:val="ListBullet"/>
         <w:numPr>
           <w:ilvl w:val="0"/>
           <w:numId w:val="7"/>
         </w:numPr>
         <w:tabs>
-          <w:tab w:val="left" w:leader="none" w:pos="720"/>
+          <w:tab w:val="left" w:pos="720"/>
         </w:tabs>
         <w:rPr>
           <w:sz w:val="20"/>
@@ -1887,39 +1523,18 @@
           <w:sz w:val="20"/>
           <w:szCs w:val="20"/>
         </w:rPr>
-        <w:t>Developing ASP.NET MVC Web Applications</w:t>
-      </w:r>
-      <w:r>
-        <w:rPr>
-          <w:sz w:val="20"/>
-          <w:szCs w:val="20"/>
-        </w:rPr>
-        <w:t xml:space="preserve"> (</w:t>
-      </w:r>
-      <w:r>
-        <w:rPr>
-          <w:sz w:val="20"/>
-          <w:szCs w:val="20"/>
-        </w:rPr>
-        <w:t>70-486</w:t>
-      </w:r>
-      <w:r>
-        <w:rPr>
-          <w:sz w:val="20"/>
-          <w:szCs w:val="20"/>
-        </w:rPr>
-        <w:t>)</w:t>
-      </w:r>
-    </w:p>
-    <w:p>
-      <w:pPr>
-        <w:pStyle w:val="style48"/>
+        <w:t>Developing ASP.NET MVC Web Applications (70-486)</w:t>
+      </w:r>
+    </w:p>
+    <w:p>
+      <w:pPr>
+        <w:pStyle w:val="ListBullet"/>
         <w:numPr>
           <w:ilvl w:val="0"/>
           <w:numId w:val="7"/>
         </w:numPr>
         <w:tabs>
-          <w:tab w:val="left" w:leader="none" w:pos="720"/>
+          <w:tab w:val="left" w:pos="720"/>
         </w:tabs>
         <w:rPr>
           <w:sz w:val="20"/>
@@ -1931,33 +1546,12 @@
           <w:sz w:val="20"/>
           <w:szCs w:val="20"/>
         </w:rPr>
-        <w:t>Programming in C#</w:t>
-      </w:r>
-      <w:r>
-        <w:rPr>
-          <w:sz w:val="20"/>
-          <w:szCs w:val="20"/>
-        </w:rPr>
-        <w:t xml:space="preserve"> (</w:t>
-      </w:r>
-      <w:r>
-        <w:rPr>
-          <w:sz w:val="20"/>
-          <w:szCs w:val="20"/>
-        </w:rPr>
-        <w:t>70-483</w:t>
-      </w:r>
-      <w:r>
-        <w:rPr>
-          <w:sz w:val="20"/>
-          <w:szCs w:val="20"/>
-        </w:rPr>
-        <w:t>)</w:t>
+        <w:t>Programming in C# (70-483)</w:t>
       </w:r>
     </w:p>
     <w:sectPr>
       <w:type w:val="continuous"/>
-      <w:pgSz w:w="11900" w:h="16860" w:orient="portrait"/>
+      <w:pgSz w:w="11900" w:h="16860"/>
       <w:pgMar w:top="620" w:right="425" w:bottom="280" w:left="566" w:header="720" w:footer="720" w:gutter="0"/>
       <w:cols w:space="720"/>
     </w:sectPr>
@@ -1966,20 +1560,19 @@
 </file>
 
 <file path=word/numbering.xml><?xml version="1.0" encoding="utf-8"?>
-<w:numbering xmlns:wpc="http://schemas.microsoft.com/office/word/2010/wordprocessingCanvas" xmlns:mc="http://schemas.openxmlformats.org/markup-compatibility/2006" xmlns:o="urn:schemas-microsoft-com:office:office" xmlns:r="http://schemas.openxmlformats.org/package/2006/relationships" xmlns:m="http://schemas.openxmlformats.org/officeDocument/2006/math" xmlns:v="urn:schemas-microsoft-com:vml" xmlns:wp14="http://schemas.microsoft.com/office/word/2010/wordprocessingDrawing" xmlns:wp="http://schemas.openxmlformats.org/drawingml/2006/wordprocessingDrawing" xmlns:w10="urn:schemas-microsoft-com:office:word" xmlns:w="http://schemas.openxmlformats.org/wordprocessingml/2006/main" xmlns:w14="http://schemas.microsoft.com/office/word/2010/wordml" xmlns:wpg="http://schemas.microsoft.com/office/word/2010/wordprocessingGroup" xmlns:wpi="http://schemas.microsoft.com/office/word/2010/wordprocessingInk" xmlns:wne="http://schemas.microsoft.com/office/word/2006/wordml" xmlns:wps="http://schemas.microsoft.com/office/word/2010/wordprocessingShape" mc:Ignorable="w14 wp14">
-  <w:abstractNum w:abstractNumId="0">
-    <w:nsid w:val="00000000"/>
+<w:numbering xmlns:wpc="http://schemas.microsoft.com/office/word/2010/wordprocessingCanvas" xmlns:cx="http://schemas.microsoft.com/office/drawing/2014/chartex" xmlns:cx1="http://schemas.microsoft.com/office/drawing/2015/9/8/chartex" xmlns:cx2="http://schemas.microsoft.com/office/drawing/2015/10/21/chartex" xmlns:cx3="http://schemas.microsoft.com/office/drawing/2016/5/9/chartex" xmlns:cx4="http://schemas.microsoft.com/office/drawing/2016/5/10/chartex" xmlns:cx5="http://schemas.microsoft.com/office/drawing/2016/5/11/chartex" xmlns:cx6="http://schemas.microsoft.com/office/drawing/2016/5/12/chartex" xmlns:cx7="http://schemas.microsoft.com/office/drawing/2016/5/13/chartex" xmlns:cx8="http://schemas.microsoft.com/office/drawing/2016/5/14/chartex" xmlns:mc="http://schemas.openxmlformats.org/markup-compatibility/2006" xmlns:aink="http://schemas.microsoft.com/office/drawing/2016/ink" xmlns:am3d="http://schemas.microsoft.com/office/drawing/2017/model3d" xmlns:o="urn:schemas-microsoft-com:office:office" xmlns:r="http://schemas.openxmlformats.org/officeDocument/2006/relationships" xmlns:m="http://schemas.openxmlformats.org/officeDocument/2006/math" xmlns:v="urn:schemas-microsoft-com:vml" xmlns:wp14="http://schemas.microsoft.com/office/word/2010/wordprocessingDrawing" xmlns:wp="http://schemas.openxmlformats.org/drawingml/2006/wordprocessingDrawing" xmlns:w10="urn:schemas-microsoft-com:office:word" xmlns:w="http://schemas.openxmlformats.org/wordprocessingml/2006/main" xmlns:w14="http://schemas.microsoft.com/office/word/2010/wordml" xmlns:w15="http://schemas.microsoft.com/office/word/2012/wordml" xmlns:w16cex="http://schemas.microsoft.com/office/word/2018/wordml/cex" xmlns:w16cid="http://schemas.microsoft.com/office/word/2016/wordml/cid" xmlns:w16="http://schemas.microsoft.com/office/word/2018/wordml" xmlns:w16sdtdh="http://schemas.microsoft.com/office/word/2020/wordml/sdtdatahash" xmlns:w16se="http://schemas.microsoft.com/office/word/2015/wordml/symex" xmlns:wpg="http://schemas.microsoft.com/office/word/2010/wordprocessingGroup" xmlns:wpi="http://schemas.microsoft.com/office/word/2010/wordprocessingInk" xmlns:wne="http://schemas.microsoft.com/office/word/2006/wordml" xmlns:wps="http://schemas.microsoft.com/office/word/2010/wordprocessingShape" mc:Ignorable="w14 w15 w16se w16cid w16 w16cex w16sdtdh wp14">
+  <w:abstractNum w:abstractNumId="0" w15:restartNumberingAfterBreak="0">
     <w:multiLevelType w:val="singleLevel"/>
     <w:tmpl w:val="E49CDAD0"/>
     <w:lvl w:ilvl="0">
       <w:start w:val="1"/>
       <w:numFmt w:val="bullet"/>
-      <w:pStyle w:val="style48"/>
+      <w:pStyle w:val="ListBullet"/>
       <w:lvlText w:val=""/>
       <w:lvlJc w:val="left"/>
       <w:pPr>
         <w:tabs>
-          <w:tab w:val="left" w:leader="none" w:pos="360"/>
+          <w:tab w:val="left" w:pos="360"/>
         </w:tabs>
         <w:ind w:left="360" w:hanging="360"/>
       </w:pPr>
@@ -1988,7 +1581,7 @@
       </w:rPr>
     </w:lvl>
   </w:abstractNum>
-  <w:abstractNum w:abstractNumId="1">
+  <w:abstractNum w:abstractNumId="1" w15:restartNumberingAfterBreak="0">
     <w:nsid w:val="00000001"/>
     <w:multiLevelType w:val="hybridMultilevel"/>
     <w:tmpl w:val="F7B68D32"/>
@@ -2013,7 +1606,7 @@
         <w:ind w:left="1440" w:hanging="360"/>
       </w:pPr>
       <w:rPr>
-        <w:rFonts w:ascii="Courier New" w:cs="Courier New" w:hAnsi="Courier New" w:hint="default"/>
+        <w:rFonts w:ascii="Courier New" w:hAnsi="Courier New" w:cs="Courier New" w:hint="default"/>
       </w:rPr>
     </w:lvl>
     <w:lvl w:ilvl="2" w:tplc="04090005">
@@ -2049,7 +1642,7 @@
         <w:ind w:left="3600" w:hanging="360"/>
       </w:pPr>
       <w:rPr>
-        <w:rFonts w:ascii="Courier New" w:cs="Courier New" w:hAnsi="Courier New" w:hint="default"/>
+        <w:rFonts w:ascii="Courier New" w:hAnsi="Courier New" w:cs="Courier New" w:hint="default"/>
       </w:rPr>
     </w:lvl>
     <w:lvl w:ilvl="5" w:tplc="04090005">
@@ -2085,7 +1678,7 @@
         <w:ind w:left="5760" w:hanging="360"/>
       </w:pPr>
       <w:rPr>
-        <w:rFonts w:ascii="Courier New" w:cs="Courier New" w:hAnsi="Courier New" w:hint="default"/>
+        <w:rFonts w:ascii="Courier New" w:hAnsi="Courier New" w:cs="Courier New" w:hint="default"/>
       </w:rPr>
     </w:lvl>
     <w:lvl w:ilvl="8" w:tplc="04090005">
@@ -2101,7 +1694,7 @@
       </w:rPr>
     </w:lvl>
   </w:abstractNum>
-  <w:abstractNum w:abstractNumId="2">
+  <w:abstractNum w:abstractNumId="2" w15:restartNumberingAfterBreak="0">
     <w:nsid w:val="00000002"/>
     <w:multiLevelType w:val="hybridMultilevel"/>
     <w:tmpl w:val="5576005C"/>
@@ -2114,16 +1707,16 @@
         <w:ind w:left="514" w:hanging="360"/>
       </w:pPr>
       <w:rPr>
-        <w:rFonts w:ascii="Arial MT" w:cs="Arial MT" w:eastAsia="Arial MT" w:hAnsi="Arial MT" w:hint="default"/>
-        <w:b w:val="false"/>
-        <w:bCs w:val="false"/>
-        <w:i w:val="false"/>
-        <w:iCs w:val="false"/>
+        <w:rFonts w:ascii="Arial MT" w:eastAsia="Arial MT" w:hAnsi="Arial MT" w:cs="Arial MT" w:hint="default"/>
+        <w:b w:val="0"/>
+        <w:bCs w:val="0"/>
+        <w:i w:val="0"/>
+        <w:iCs w:val="0"/>
         <w:spacing w:val="0"/>
         <w:w w:val="94"/>
         <w:sz w:val="20"/>
         <w:szCs w:val="20"/>
-        <w:lang w:val="en-US" w:bidi="ar-SA" w:eastAsia="en-US"/>
+        <w:lang w:val="en-US" w:eastAsia="en-US" w:bidi="ar-SA"/>
       </w:rPr>
     </w:lvl>
     <w:lvl w:ilvl="1" w:tplc="CF4AF41C">
@@ -2136,7 +1729,7 @@
       </w:pPr>
       <w:rPr>
         <w:rFonts w:hint="default"/>
-        <w:lang w:val="en-US" w:bidi="ar-SA" w:eastAsia="en-US"/>
+        <w:lang w:val="en-US" w:eastAsia="en-US" w:bidi="ar-SA"/>
       </w:rPr>
     </w:lvl>
     <w:lvl w:ilvl="2" w:tplc="61FC95CC">
@@ -2149,7 +1742,7 @@
       </w:pPr>
       <w:rPr>
         <w:rFonts w:hint="default"/>
-        <w:lang w:val="en-US" w:bidi="ar-SA" w:eastAsia="en-US"/>
+        <w:lang w:val="en-US" w:eastAsia="en-US" w:bidi="ar-SA"/>
       </w:rPr>
     </w:lvl>
     <w:lvl w:ilvl="3" w:tplc="324E3C4A">
@@ -2162,7 +1755,7 @@
       </w:pPr>
       <w:rPr>
         <w:rFonts w:hint="default"/>
-        <w:lang w:val="en-US" w:bidi="ar-SA" w:eastAsia="en-US"/>
+        <w:lang w:val="en-US" w:eastAsia="en-US" w:bidi="ar-SA"/>
       </w:rPr>
     </w:lvl>
     <w:lvl w:ilvl="4" w:tplc="33021E36">
@@ -2175,7 +1768,7 @@
       </w:pPr>
       <w:rPr>
         <w:rFonts w:hint="default"/>
-        <w:lang w:val="en-US" w:bidi="ar-SA" w:eastAsia="en-US"/>
+        <w:lang w:val="en-US" w:eastAsia="en-US" w:bidi="ar-SA"/>
       </w:rPr>
     </w:lvl>
     <w:lvl w:ilvl="5" w:tplc="6C661870">
@@ -2188,7 +1781,7 @@
       </w:pPr>
       <w:rPr>
         <w:rFonts w:hint="default"/>
-        <w:lang w:val="en-US" w:bidi="ar-SA" w:eastAsia="en-US"/>
+        <w:lang w:val="en-US" w:eastAsia="en-US" w:bidi="ar-SA"/>
       </w:rPr>
     </w:lvl>
     <w:lvl w:ilvl="6" w:tplc="06D68380">
@@ -2201,7 +1794,7 @@
       </w:pPr>
       <w:rPr>
         <w:rFonts w:hint="default"/>
-        <w:lang w:val="en-US" w:bidi="ar-SA" w:eastAsia="en-US"/>
+        <w:lang w:val="en-US" w:eastAsia="en-US" w:bidi="ar-SA"/>
       </w:rPr>
     </w:lvl>
     <w:lvl w:ilvl="7" w:tplc="527CEAF4">
@@ -2214,7 +1807,7 @@
       </w:pPr>
       <w:rPr>
         <w:rFonts w:hint="default"/>
-        <w:lang w:val="en-US" w:bidi="ar-SA" w:eastAsia="en-US"/>
+        <w:lang w:val="en-US" w:eastAsia="en-US" w:bidi="ar-SA"/>
       </w:rPr>
     </w:lvl>
     <w:lvl w:ilvl="8" w:tplc="1682D636">
@@ -2227,11 +1820,11 @@
       </w:pPr>
       <w:rPr>
         <w:rFonts w:hint="default"/>
-        <w:lang w:val="en-US" w:bidi="ar-SA" w:eastAsia="en-US"/>
+        <w:lang w:val="en-US" w:eastAsia="en-US" w:bidi="ar-SA"/>
       </w:rPr>
     </w:lvl>
   </w:abstractNum>
-  <w:abstractNum w:abstractNumId="3">
+  <w:abstractNum w:abstractNumId="3" w15:restartNumberingAfterBreak="0">
     <w:nsid w:val="00000003"/>
     <w:multiLevelType w:val="hybridMultilevel"/>
     <w:tmpl w:val="6E0EB26A"/>
@@ -2244,16 +1837,16 @@
         <w:ind w:left="514" w:hanging="360"/>
       </w:pPr>
       <w:rPr>
-        <w:rFonts w:ascii="Times New Roman" w:cs="Times New Roman" w:eastAsia="Times New Roman" w:hAnsi="Times New Roman" w:hint="default"/>
-        <w:b w:val="false"/>
-        <w:bCs w:val="false"/>
-        <w:i w:val="false"/>
-        <w:iCs w:val="false"/>
+        <w:rFonts w:ascii="Times New Roman" w:eastAsia="Times New Roman" w:hAnsi="Times New Roman" w:cs="Times New Roman" w:hint="default"/>
+        <w:b w:val="0"/>
+        <w:bCs w:val="0"/>
+        <w:i w:val="0"/>
+        <w:iCs w:val="0"/>
         <w:spacing w:val="0"/>
         <w:w w:val="93"/>
         <w:sz w:val="20"/>
         <w:szCs w:val="20"/>
-        <w:lang w:val="en-US" w:bidi="ar-SA" w:eastAsia="en-US"/>
+        <w:lang w:val="en-US" w:eastAsia="en-US" w:bidi="ar-SA"/>
       </w:rPr>
     </w:lvl>
     <w:lvl w:ilvl="1" w:tplc="51F21918">
@@ -2266,7 +1859,7 @@
       </w:pPr>
       <w:rPr>
         <w:rFonts w:hint="default"/>
-        <w:lang w:val="en-US" w:bidi="ar-SA" w:eastAsia="en-US"/>
+        <w:lang w:val="en-US" w:eastAsia="en-US" w:bidi="ar-SA"/>
       </w:rPr>
     </w:lvl>
     <w:lvl w:ilvl="2" w:tplc="34F056F4">
@@ -2279,7 +1872,7 @@
       </w:pPr>
       <w:rPr>
         <w:rFonts w:hint="default"/>
-        <w:lang w:val="en-US" w:bidi="ar-SA" w:eastAsia="en-US"/>
+        <w:lang w:val="en-US" w:eastAsia="en-US" w:bidi="ar-SA"/>
       </w:rPr>
     </w:lvl>
     <w:lvl w:ilvl="3" w:tplc="244CE39E">
@@ -2292,7 +1885,7 @@
       </w:pPr>
       <w:rPr>
         <w:rFonts w:hint="default"/>
-        <w:lang w:val="en-US" w:bidi="ar-SA" w:eastAsia="en-US"/>
+        <w:lang w:val="en-US" w:eastAsia="en-US" w:bidi="ar-SA"/>
       </w:rPr>
     </w:lvl>
     <w:lvl w:ilvl="4" w:tplc="B8DC6F50">
@@ -2305,7 +1898,7 @@
       </w:pPr>
       <w:rPr>
         <w:rFonts w:hint="default"/>
-        <w:lang w:val="en-US" w:bidi="ar-SA" w:eastAsia="en-US"/>
+        <w:lang w:val="en-US" w:eastAsia="en-US" w:bidi="ar-SA"/>
       </w:rPr>
     </w:lvl>
     <w:lvl w:ilvl="5" w:tplc="B030C520">
@@ -2318,7 +1911,7 @@
       </w:pPr>
       <w:rPr>
         <w:rFonts w:hint="default"/>
-        <w:lang w:val="en-US" w:bidi="ar-SA" w:eastAsia="en-US"/>
+        <w:lang w:val="en-US" w:eastAsia="en-US" w:bidi="ar-SA"/>
       </w:rPr>
     </w:lvl>
     <w:lvl w:ilvl="6" w:tplc="10D4170C">
@@ -2331,7 +1924,7 @@
       </w:pPr>
       <w:rPr>
         <w:rFonts w:hint="default"/>
-        <w:lang w:val="en-US" w:bidi="ar-SA" w:eastAsia="en-US"/>
+        <w:lang w:val="en-US" w:eastAsia="en-US" w:bidi="ar-SA"/>
       </w:rPr>
     </w:lvl>
     <w:lvl w:ilvl="7" w:tplc="A95A8794">
@@ -2344,7 +1937,7 @@
       </w:pPr>
       <w:rPr>
         <w:rFonts w:hint="default"/>
-        <w:lang w:val="en-US" w:bidi="ar-SA" w:eastAsia="en-US"/>
+        <w:lang w:val="en-US" w:eastAsia="en-US" w:bidi="ar-SA"/>
       </w:rPr>
     </w:lvl>
     <w:lvl w:ilvl="8" w:tplc="B44651E0">
@@ -2357,11 +1950,11 @@
       </w:pPr>
       <w:rPr>
         <w:rFonts w:hint="default"/>
-        <w:lang w:val="en-US" w:bidi="ar-SA" w:eastAsia="en-US"/>
+        <w:lang w:val="en-US" w:eastAsia="en-US" w:bidi="ar-SA"/>
       </w:rPr>
     </w:lvl>
   </w:abstractNum>
-  <w:abstractNum w:abstractNumId="4">
+  <w:abstractNum w:abstractNumId="4" w15:restartNumberingAfterBreak="0">
     <w:nsid w:val="00000004"/>
     <w:multiLevelType w:val="hybridMultilevel"/>
     <w:tmpl w:val="33BE6D5C"/>
@@ -2386,7 +1979,7 @@
         <w:ind w:left="1440" w:hanging="360"/>
       </w:pPr>
       <w:rPr>
-        <w:rFonts w:ascii="Courier New" w:cs="Courier New" w:hAnsi="Courier New" w:hint="default"/>
+        <w:rFonts w:ascii="Courier New" w:hAnsi="Courier New" w:cs="Courier New" w:hint="default"/>
       </w:rPr>
     </w:lvl>
     <w:lvl w:ilvl="2" w:tplc="04090005">
@@ -2422,7 +2015,7 @@
         <w:ind w:left="3600" w:hanging="360"/>
       </w:pPr>
       <w:rPr>
-        <w:rFonts w:ascii="Courier New" w:cs="Courier New" w:hAnsi="Courier New" w:hint="default"/>
+        <w:rFonts w:ascii="Courier New" w:hAnsi="Courier New" w:cs="Courier New" w:hint="default"/>
       </w:rPr>
     </w:lvl>
     <w:lvl w:ilvl="5" w:tplc="04090005">
@@ -2458,7 +2051,7 @@
         <w:ind w:left="5760" w:hanging="360"/>
       </w:pPr>
       <w:rPr>
-        <w:rFonts w:ascii="Courier New" w:cs="Courier New" w:hAnsi="Courier New" w:hint="default"/>
+        <w:rFonts w:ascii="Courier New" w:hAnsi="Courier New" w:cs="Courier New" w:hint="default"/>
       </w:rPr>
     </w:lvl>
     <w:lvl w:ilvl="8" w:tplc="04090005">
@@ -2474,7 +2067,7 @@
       </w:rPr>
     </w:lvl>
   </w:abstractNum>
-  <w:abstractNum w:abstractNumId="5">
+  <w:abstractNum w:abstractNumId="5" w15:restartNumberingAfterBreak="0">
     <w:nsid w:val="00000005"/>
     <w:multiLevelType w:val="hybridMultilevel"/>
     <w:tmpl w:val="282A4DC4"/>
@@ -2499,7 +2092,7 @@
         <w:ind w:left="1440" w:hanging="360"/>
       </w:pPr>
       <w:rPr>
-        <w:rFonts w:ascii="Courier New" w:cs="Courier New" w:hAnsi="Courier New" w:hint="default"/>
+        <w:rFonts w:ascii="Courier New" w:hAnsi="Courier New" w:cs="Courier New" w:hint="default"/>
       </w:rPr>
     </w:lvl>
     <w:lvl w:ilvl="2" w:tplc="04090005">
@@ -2535,7 +2128,7 @@
         <w:ind w:left="3600" w:hanging="360"/>
       </w:pPr>
       <w:rPr>
-        <w:rFonts w:ascii="Courier New" w:cs="Courier New" w:hAnsi="Courier New" w:hint="default"/>
+        <w:rFonts w:ascii="Courier New" w:hAnsi="Courier New" w:cs="Courier New" w:hint="default"/>
       </w:rPr>
     </w:lvl>
     <w:lvl w:ilvl="5" w:tplc="04090005">
@@ -2571,7 +2164,7 @@
         <w:ind w:left="5760" w:hanging="360"/>
       </w:pPr>
       <w:rPr>
-        <w:rFonts w:ascii="Courier New" w:cs="Courier New" w:hAnsi="Courier New" w:hint="default"/>
+        <w:rFonts w:ascii="Courier New" w:hAnsi="Courier New" w:cs="Courier New" w:hint="default"/>
       </w:rPr>
     </w:lvl>
     <w:lvl w:ilvl="8" w:tplc="04090005">
@@ -2587,7 +2180,7 @@
       </w:rPr>
     </w:lvl>
   </w:abstractNum>
-  <w:abstractNum w:abstractNumId="6">
+  <w:abstractNum w:abstractNumId="6" w15:restartNumberingAfterBreak="0">
     <w:nsid w:val="00000006"/>
     <w:multiLevelType w:val="hybridMultilevel"/>
     <w:tmpl w:val="C45C7EC2"/>
@@ -2612,7 +2205,7 @@
         <w:ind w:left="1440" w:hanging="360"/>
       </w:pPr>
       <w:rPr>
-        <w:rFonts w:ascii="Courier New" w:cs="Courier New" w:hAnsi="Courier New" w:hint="default"/>
+        <w:rFonts w:ascii="Courier New" w:hAnsi="Courier New" w:cs="Courier New" w:hint="default"/>
       </w:rPr>
     </w:lvl>
     <w:lvl w:ilvl="2" w:tplc="04090005">
@@ -2648,7 +2241,7 @@
         <w:ind w:left="3600" w:hanging="360"/>
       </w:pPr>
       <w:rPr>
-        <w:rFonts w:ascii="Courier New" w:cs="Courier New" w:hAnsi="Courier New" w:hint="default"/>
+        <w:rFonts w:ascii="Courier New" w:hAnsi="Courier New" w:cs="Courier New" w:hint="default"/>
       </w:rPr>
     </w:lvl>
     <w:lvl w:ilvl="5" w:tplc="04090005">
@@ -2684,7 +2277,7 @@
         <w:ind w:left="5760" w:hanging="360"/>
       </w:pPr>
       <w:rPr>
-        <w:rFonts w:ascii="Courier New" w:cs="Courier New" w:hAnsi="Courier New" w:hint="default"/>
+        <w:rFonts w:ascii="Courier New" w:hAnsi="Courier New" w:cs="Courier New" w:hint="default"/>
       </w:rPr>
     </w:lvl>
     <w:lvl w:ilvl="8" w:tplc="04090005">
@@ -2725,39 +2318,414 @@
 </file>
 
 <file path=word/styles.xml><?xml version="1.0" encoding="utf-8"?>
-<w:styles xmlns:mc="http://schemas.openxmlformats.org/markup-compatibility/2006" xmlns:w="http://schemas.openxmlformats.org/wordprocessingml/2006/main" xmlns:w14="http://schemas.microsoft.com/office/word/2010/wordml" mc:Ignorable="w14">
+<w:styles xmlns:mc="http://schemas.openxmlformats.org/markup-compatibility/2006" xmlns:r="http://schemas.openxmlformats.org/officeDocument/2006/relationships" xmlns:w="http://schemas.openxmlformats.org/wordprocessingml/2006/main" xmlns:w14="http://schemas.microsoft.com/office/word/2010/wordml" xmlns:w15="http://schemas.microsoft.com/office/word/2012/wordml" xmlns:w16cex="http://schemas.microsoft.com/office/word/2018/wordml/cex" xmlns:w16cid="http://schemas.microsoft.com/office/word/2016/wordml/cid" xmlns:w16="http://schemas.microsoft.com/office/word/2018/wordml" xmlns:w16sdtdh="http://schemas.microsoft.com/office/word/2020/wordml/sdtdatahash" xmlns:w16se="http://schemas.microsoft.com/office/word/2015/wordml/symex" mc:Ignorable="w14 w15 w16se w16cid w16 w16cex w16sdtdh">
   <w:docDefaults>
     <w:rPrDefault>
       <w:rPr>
-        <w:rFonts w:ascii="Calibri" w:cs="宋体" w:eastAsia="Calibri" w:hAnsi="Calibri"/>
+        <w:rFonts w:ascii="Calibri" w:eastAsia="Calibri" w:hAnsi="Calibri" w:cs="SimSun"/>
         <w:sz w:val="22"/>
         <w:szCs w:val="22"/>
-        <w:lang w:val="en-US" w:bidi="ar-SA" w:eastAsia="en-US"/>
+        <w:lang w:val="en-US" w:eastAsia="en-US" w:bidi="ar-SA"/>
       </w:rPr>
     </w:rPrDefault>
     <w:pPrDefault>
       <w:pPr>
-        <w:widowControl w:val="false"/>
-        <w:autoSpaceDE w:val="false"/>
-        <w:autoSpaceDN w:val="false"/>
+        <w:widowControl w:val="0"/>
+        <w:autoSpaceDE w:val="0"/>
+        <w:autoSpaceDN w:val="0"/>
       </w:pPr>
     </w:pPrDefault>
   </w:docDefaults>
-  <w:style w:type="paragraph" w:default="1" w:styleId="style0">
+  <w:latentStyles w:defLockedState="0" w:defUIPriority="99" w:defSemiHidden="0" w:defUnhideWhenUsed="0" w:defQFormat="0" w:count="376">
+    <w:lsdException w:name="Normal" w:uiPriority="0" w:qFormat="1"/>
+    <w:lsdException w:name="heading 1" w:uiPriority="9" w:qFormat="1"/>
+    <w:lsdException w:name="heading 2" w:semiHidden="1" w:uiPriority="9" w:unhideWhenUsed="1" w:qFormat="1"/>
+    <w:lsdException w:name="heading 3" w:semiHidden="1" w:uiPriority="9" w:unhideWhenUsed="1" w:qFormat="1"/>
+    <w:lsdException w:name="heading 4" w:semiHidden="1" w:uiPriority="9" w:unhideWhenUsed="1" w:qFormat="1"/>
+    <w:lsdException w:name="heading 5" w:semiHidden="1" w:uiPriority="9" w:unhideWhenUsed="1" w:qFormat="1"/>
+    <w:lsdException w:name="heading 6" w:semiHidden="1" w:uiPriority="9" w:unhideWhenUsed="1" w:qFormat="1"/>
+    <w:lsdException w:name="heading 7" w:semiHidden="1" w:uiPriority="9" w:unhideWhenUsed="1" w:qFormat="1"/>
+    <w:lsdException w:name="heading 8" w:semiHidden="1" w:uiPriority="9" w:unhideWhenUsed="1" w:qFormat="1"/>
+    <w:lsdException w:name="heading 9" w:semiHidden="1" w:uiPriority="9" w:unhideWhenUsed="1" w:qFormat="1"/>
+    <w:lsdException w:name="index 1" w:semiHidden="1" w:unhideWhenUsed="1"/>
+    <w:lsdException w:name="index 2" w:semiHidden="1" w:unhideWhenUsed="1"/>
+    <w:lsdException w:name="index 3" w:semiHidden="1" w:unhideWhenUsed="1"/>
+    <w:lsdException w:name="index 4" w:semiHidden="1" w:unhideWhenUsed="1"/>
+    <w:lsdException w:name="index 5" w:semiHidden="1" w:unhideWhenUsed="1"/>
+    <w:lsdException w:name="index 6" w:semiHidden="1" w:unhideWhenUsed="1"/>
+    <w:lsdException w:name="index 7" w:semiHidden="1" w:unhideWhenUsed="1"/>
+    <w:lsdException w:name="index 8" w:semiHidden="1" w:unhideWhenUsed="1"/>
+    <w:lsdException w:name="index 9" w:semiHidden="1" w:unhideWhenUsed="1"/>
+    <w:lsdException w:name="toc 1" w:semiHidden="1" w:uiPriority="39" w:unhideWhenUsed="1"/>
+    <w:lsdException w:name="toc 2" w:semiHidden="1" w:uiPriority="39" w:unhideWhenUsed="1"/>
+    <w:lsdException w:name="toc 3" w:semiHidden="1" w:uiPriority="39" w:unhideWhenUsed="1"/>
+    <w:lsdException w:name="toc 4" w:semiHidden="1" w:uiPriority="39" w:unhideWhenUsed="1"/>
+    <w:lsdException w:name="toc 5" w:semiHidden="1" w:uiPriority="39" w:unhideWhenUsed="1"/>
+    <w:lsdException w:name="toc 6" w:semiHidden="1" w:uiPriority="39" w:unhideWhenUsed="1"/>
+    <w:lsdException w:name="toc 7" w:semiHidden="1" w:uiPriority="39" w:unhideWhenUsed="1"/>
+    <w:lsdException w:name="toc 8" w:semiHidden="1" w:uiPriority="39" w:unhideWhenUsed="1"/>
+    <w:lsdException w:name="toc 9" w:semiHidden="1" w:uiPriority="39" w:unhideWhenUsed="1"/>
+    <w:lsdException w:name="Normal Indent" w:semiHidden="1" w:unhideWhenUsed="1"/>
+    <w:lsdException w:name="footnote text" w:semiHidden="1" w:unhideWhenUsed="1"/>
+    <w:lsdException w:name="annotation text" w:semiHidden="1" w:unhideWhenUsed="1"/>
+    <w:lsdException w:name="header" w:semiHidden="1" w:unhideWhenUsed="1"/>
+    <w:lsdException w:name="footer" w:semiHidden="1" w:unhideWhenUsed="1"/>
+    <w:lsdException w:name="index heading" w:semiHidden="1" w:unhideWhenUsed="1"/>
+    <w:lsdException w:name="caption" w:semiHidden="1" w:uiPriority="35" w:unhideWhenUsed="1" w:qFormat="1"/>
+    <w:lsdException w:name="table of figures" w:semiHidden="1" w:unhideWhenUsed="1"/>
+    <w:lsdException w:name="envelope address" w:semiHidden="1" w:unhideWhenUsed="1"/>
+    <w:lsdException w:name="envelope return" w:semiHidden="1" w:unhideWhenUsed="1"/>
+    <w:lsdException w:name="footnote reference" w:semiHidden="1" w:unhideWhenUsed="1"/>
+    <w:lsdException w:name="annotation reference" w:semiHidden="1" w:unhideWhenUsed="1"/>
+    <w:lsdException w:name="line number" w:semiHidden="1" w:unhideWhenUsed="1"/>
+    <w:lsdException w:name="page number" w:semiHidden="1" w:unhideWhenUsed="1"/>
+    <w:lsdException w:name="endnote reference" w:semiHidden="1" w:unhideWhenUsed="1"/>
+    <w:lsdException w:name="endnote text" w:semiHidden="1" w:unhideWhenUsed="1"/>
+    <w:lsdException w:name="table of authorities" w:semiHidden="1" w:unhideWhenUsed="1"/>
+    <w:lsdException w:name="macro" w:semiHidden="1" w:unhideWhenUsed="1"/>
+    <w:lsdException w:name="toa heading" w:semiHidden="1" w:unhideWhenUsed="1"/>
+    <w:lsdException w:name="List" w:semiHidden="1" w:unhideWhenUsed="1"/>
+    <w:lsdException w:name="List Bullet" w:semiHidden="1" w:unhideWhenUsed="1"/>
+    <w:lsdException w:name="List Number" w:semiHidden="1" w:unhideWhenUsed="1"/>
+    <w:lsdException w:name="List 2" w:semiHidden="1" w:unhideWhenUsed="1"/>
+    <w:lsdException w:name="List 3" w:semiHidden="1" w:unhideWhenUsed="1"/>
+    <w:lsdException w:name="List 4" w:semiHidden="1" w:unhideWhenUsed="1"/>
+    <w:lsdException w:name="List 5" w:semiHidden="1" w:unhideWhenUsed="1"/>
+    <w:lsdException w:name="List Bullet 2" w:semiHidden="1" w:unhideWhenUsed="1"/>
+    <w:lsdException w:name="List Bullet 3" w:semiHidden="1" w:unhideWhenUsed="1"/>
+    <w:lsdException w:name="List Bullet 4" w:semiHidden="1" w:unhideWhenUsed="1"/>
+    <w:lsdException w:name="List Bullet 5" w:semiHidden="1" w:unhideWhenUsed="1"/>
+    <w:lsdException w:name="List Number 2" w:semiHidden="1" w:unhideWhenUsed="1"/>
+    <w:lsdException w:name="List Number 3" w:semiHidden="1" w:unhideWhenUsed="1"/>
+    <w:lsdException w:name="List Number 4" w:semiHidden="1" w:unhideWhenUsed="1"/>
+    <w:lsdException w:name="List Number 5" w:semiHidden="1" w:unhideWhenUsed="1"/>
+    <w:lsdException w:name="Title" w:uiPriority="10" w:qFormat="1"/>
+    <w:lsdException w:name="Closing" w:semiHidden="1" w:unhideWhenUsed="1"/>
+    <w:lsdException w:name="Signature" w:semiHidden="1" w:unhideWhenUsed="1"/>
+    <w:lsdException w:name="Default Paragraph Font" w:semiHidden="1" w:uiPriority="1" w:unhideWhenUsed="1"/>
+    <w:lsdException w:name="Body Text" w:semiHidden="1" w:unhideWhenUsed="1"/>
+    <w:lsdException w:name="Body Text Indent" w:semiHidden="1" w:unhideWhenUsed="1"/>
+    <w:lsdException w:name="List Continue" w:semiHidden="1" w:unhideWhenUsed="1"/>
+    <w:lsdException w:name="List Continue 2" w:semiHidden="1" w:unhideWhenUsed="1"/>
+    <w:lsdException w:name="List Continue 3" w:semiHidden="1" w:unhideWhenUsed="1"/>
+    <w:lsdException w:name="List Continue 4" w:semiHidden="1" w:unhideWhenUsed="1"/>
+    <w:lsdException w:name="List Continue 5" w:semiHidden="1" w:unhideWhenUsed="1"/>
+    <w:lsdException w:name="Message Header" w:semiHidden="1" w:unhideWhenUsed="1"/>
+    <w:lsdException w:name="Subtitle" w:uiPriority="11" w:qFormat="1"/>
+    <w:lsdException w:name="Salutation" w:semiHidden="1" w:unhideWhenUsed="1"/>
+    <w:lsdException w:name="Date" w:semiHidden="1" w:unhideWhenUsed="1"/>
+    <w:lsdException w:name="Body Text First Indent" w:semiHidden="1" w:unhideWhenUsed="1"/>
+    <w:lsdException w:name="Body Text First Indent 2" w:semiHidden="1" w:unhideWhenUsed="1"/>
+    <w:lsdException w:name="Note Heading" w:semiHidden="1" w:unhideWhenUsed="1"/>
+    <w:lsdException w:name="Body Text 2" w:semiHidden="1" w:unhideWhenUsed="1"/>
+    <w:lsdException w:name="Body Text 3" w:semiHidden="1" w:unhideWhenUsed="1"/>
+    <w:lsdException w:name="Body Text Indent 2" w:semiHidden="1" w:unhideWhenUsed="1"/>
+    <w:lsdException w:name="Body Text Indent 3" w:semiHidden="1" w:unhideWhenUsed="1"/>
+    <w:lsdException w:name="Block Text" w:semiHidden="1" w:unhideWhenUsed="1"/>
+    <w:lsdException w:name="Hyperlink" w:semiHidden="1" w:unhideWhenUsed="1"/>
+    <w:lsdException w:name="FollowedHyperlink" w:semiHidden="1" w:unhideWhenUsed="1"/>
+    <w:lsdException w:name="Strong" w:uiPriority="22" w:qFormat="1"/>
+    <w:lsdException w:name="Emphasis" w:uiPriority="20" w:qFormat="1"/>
+    <w:lsdException w:name="Document Map" w:semiHidden="1" w:unhideWhenUsed="1"/>
+    <w:lsdException w:name="Plain Text" w:semiHidden="1" w:unhideWhenUsed="1"/>
+    <w:lsdException w:name="E-mail Signature" w:semiHidden="1" w:unhideWhenUsed="1"/>
+    <w:lsdException w:name="HTML Top of Form" w:semiHidden="1" w:unhideWhenUsed="1"/>
+    <w:lsdException w:name="HTML Bottom of Form" w:semiHidden="1" w:unhideWhenUsed="1"/>
+    <w:lsdException w:name="Normal (Web)" w:semiHidden="1" w:unhideWhenUsed="1"/>
+    <w:lsdException w:name="HTML Acronym" w:semiHidden="1" w:unhideWhenUsed="1"/>
+    <w:lsdException w:name="HTML Address" w:semiHidden="1" w:unhideWhenUsed="1"/>
+    <w:lsdException w:name="HTML Cite" w:semiHidden="1" w:unhideWhenUsed="1"/>
+    <w:lsdException w:name="HTML Code" w:semiHidden="1" w:unhideWhenUsed="1"/>
+    <w:lsdException w:name="HTML Definition" w:semiHidden="1" w:unhideWhenUsed="1"/>
+    <w:lsdException w:name="HTML Keyboard" w:semiHidden="1" w:unhideWhenUsed="1"/>
+    <w:lsdException w:name="HTML Preformatted" w:semiHidden="1" w:unhideWhenUsed="1"/>
+    <w:lsdException w:name="HTML Sample" w:semiHidden="1" w:unhideWhenUsed="1"/>
+    <w:lsdException w:name="HTML Typewriter" w:semiHidden="1" w:unhideWhenUsed="1"/>
+    <w:lsdException w:name="HTML Variable" w:semiHidden="1" w:unhideWhenUsed="1"/>
+    <w:lsdException w:name="Normal Table" w:semiHidden="1" w:unhideWhenUsed="1"/>
+    <w:lsdException w:name="annotation subject" w:semiHidden="1" w:unhideWhenUsed="1"/>
+    <w:lsdException w:name="No List" w:semiHidden="1" w:unhideWhenUsed="1"/>
+    <w:lsdException w:name="Outline List 1" w:semiHidden="1" w:unhideWhenUsed="1"/>
+    <w:lsdException w:name="Outline List 2" w:semiHidden="1" w:unhideWhenUsed="1"/>
+    <w:lsdException w:name="Outline List 3" w:semiHidden="1" w:unhideWhenUsed="1"/>
+    <w:lsdException w:name="Table Simple 1" w:semiHidden="1" w:unhideWhenUsed="1"/>
+    <w:lsdException w:name="Table Simple 2" w:semiHidden="1" w:unhideWhenUsed="1"/>
+    <w:lsdException w:name="Table Simple 3" w:semiHidden="1" w:unhideWhenUsed="1"/>
+    <w:lsdException w:name="Table Classic 1" w:semiHidden="1" w:unhideWhenUsed="1"/>
+    <w:lsdException w:name="Table Classic 2" w:semiHidden="1" w:unhideWhenUsed="1"/>
+    <w:lsdException w:name="Table Classic 3" w:semiHidden="1" w:unhideWhenUsed="1"/>
+    <w:lsdException w:name="Table Classic 4" w:semiHidden="1" w:unhideWhenUsed="1"/>
+    <w:lsdException w:name="Table Colorful 1" w:semiHidden="1" w:unhideWhenUsed="1"/>
+    <w:lsdException w:name="Table Colorful 2" w:semiHidden="1" w:unhideWhenUsed="1"/>
+    <w:lsdException w:name="Table Colorful 3" w:semiHidden="1" w:unhideWhenUsed="1"/>
+    <w:lsdException w:name="Table Columns 1" w:semiHidden="1" w:unhideWhenUsed="1"/>
+    <w:lsdException w:name="Table Columns 2" w:semiHidden="1" w:unhideWhenUsed="1"/>
+    <w:lsdException w:name="Table Columns 3" w:semiHidden="1" w:unhideWhenUsed="1"/>
+    <w:lsdException w:name="Table Columns 4" w:semiHidden="1" w:unhideWhenUsed="1"/>
+    <w:lsdException w:name="Table Columns 5" w:semiHidden="1" w:unhideWhenUsed="1"/>
+    <w:lsdException w:name="Table Grid 1" w:semiHidden="1" w:unhideWhenUsed="1"/>
+    <w:lsdException w:name="Table Grid 2" w:semiHidden="1" w:unhideWhenUsed="1"/>
+    <w:lsdException w:name="Table Grid 3" w:semiHidden="1" w:unhideWhenUsed="1"/>
+    <w:lsdException w:name="Table Grid 4" w:semiHidden="1" w:unhideWhenUsed="1"/>
+    <w:lsdException w:name="Table Grid 5" w:semiHidden="1" w:unhideWhenUsed="1"/>
+    <w:lsdException w:name="Table Grid 6" w:semiHidden="1" w:unhideWhenUsed="1"/>
+    <w:lsdException w:name="Table Grid 7" w:semiHidden="1" w:unhideWhenUsed="1"/>
+    <w:lsdException w:name="Table Grid 8" w:semiHidden="1" w:unhideWhenUsed="1"/>
+    <w:lsdException w:name="Table List 1" w:semiHidden="1" w:unhideWhenUsed="1"/>
+    <w:lsdException w:name="Table List 2" w:semiHidden="1" w:unhideWhenUsed="1"/>
+    <w:lsdException w:name="Table List 3" w:semiHidden="1" w:unhideWhenUsed="1"/>
+    <w:lsdException w:name="Table List 4" w:semiHidden="1" w:unhideWhenUsed="1"/>
+    <w:lsdException w:name="Table List 5" w:semiHidden="1" w:unhideWhenUsed="1"/>
+    <w:lsdException w:name="Table List 6" w:semiHidden="1" w:unhideWhenUsed="1"/>
+    <w:lsdException w:name="Table List 7" w:semiHidden="1" w:unhideWhenUsed="1"/>
+    <w:lsdException w:name="Table List 8" w:semiHidden="1" w:unhideWhenUsed="1"/>
+    <w:lsdException w:name="Table 3D effects 1" w:semiHidden="1" w:unhideWhenUsed="1"/>
+    <w:lsdException w:name="Table 3D effects 2" w:semiHidden="1" w:unhideWhenUsed="1"/>
+    <w:lsdException w:name="Table 3D effects 3" w:semiHidden="1" w:unhideWhenUsed="1"/>
+    <w:lsdException w:name="Table Contemporary" w:semiHidden="1" w:unhideWhenUsed="1"/>
+    <w:lsdException w:name="Table Elegant" w:semiHidden="1" w:unhideWhenUsed="1"/>
+    <w:lsdException w:name="Table Professional" w:semiHidden="1" w:unhideWhenUsed="1"/>
+    <w:lsdException w:name="Table Subtle 1" w:semiHidden="1" w:unhideWhenUsed="1"/>
+    <w:lsdException w:name="Table Subtle 2" w:semiHidden="1" w:unhideWhenUsed="1"/>
+    <w:lsdException w:name="Table Web 1" w:semiHidden="1" w:unhideWhenUsed="1"/>
+    <w:lsdException w:name="Table Web 2" w:semiHidden="1" w:unhideWhenUsed="1"/>
+    <w:lsdException w:name="Table Web 3" w:semiHidden="1" w:unhideWhenUsed="1"/>
+    <w:lsdException w:name="Balloon Text" w:semiHidden="1" w:unhideWhenUsed="1"/>
+    <w:lsdException w:name="Table Grid" w:uiPriority="39"/>
+    <w:lsdException w:name="Table Theme" w:semiHidden="1" w:unhideWhenUsed="1"/>
+    <w:lsdException w:name="Placeholder Text" w:semiHidden="1"/>
+    <w:lsdException w:name="No Spacing" w:uiPriority="1" w:qFormat="1"/>
+    <w:lsdException w:name="Light Shading" w:uiPriority="60"/>
+    <w:lsdException w:name="Light List" w:uiPriority="61"/>
+    <w:lsdException w:name="Light Grid" w:uiPriority="62"/>
+    <w:lsdException w:name="Medium Shading 1" w:uiPriority="63"/>
+    <w:lsdException w:name="Medium Shading 2" w:uiPriority="64"/>
+    <w:lsdException w:name="Medium List 1" w:uiPriority="65"/>
+    <w:lsdException w:name="Medium List 2" w:uiPriority="66"/>
+    <w:lsdException w:name="Medium Grid 1" w:uiPriority="67"/>
+    <w:lsdException w:name="Medium Grid 2" w:uiPriority="68"/>
+    <w:lsdException w:name="Medium Grid 3" w:uiPriority="69"/>
+    <w:lsdException w:name="Dark List" w:uiPriority="70"/>
+    <w:lsdException w:name="Colorful Shading" w:uiPriority="71"/>
+    <w:lsdException w:name="Colorful List" w:uiPriority="72"/>
+    <w:lsdException w:name="Colorful Grid" w:uiPriority="73"/>
+    <w:lsdException w:name="Light Shading Accent 1" w:uiPriority="60"/>
+    <w:lsdException w:name="Light List Accent 1" w:uiPriority="61"/>
+    <w:lsdException w:name="Light Grid Accent 1" w:uiPriority="62"/>
+    <w:lsdException w:name="Medium Shading 1 Accent 1" w:uiPriority="63"/>
+    <w:lsdException w:name="Medium Shading 2 Accent 1" w:uiPriority="64"/>
+    <w:lsdException w:name="Medium List 1 Accent 1" w:uiPriority="65"/>
+    <w:lsdException w:name="Revision" w:semiHidden="1"/>
+    <w:lsdException w:name="List Paragraph" w:uiPriority="34" w:qFormat="1"/>
+    <w:lsdException w:name="Quote" w:uiPriority="29" w:qFormat="1"/>
+    <w:lsdException w:name="Intense Quote" w:uiPriority="30" w:qFormat="1"/>
+    <w:lsdException w:name="Medium List 2 Accent 1" w:uiPriority="66"/>
+    <w:lsdException w:name="Medium Grid 1 Accent 1" w:uiPriority="67"/>
+    <w:lsdException w:name="Medium Grid 2 Accent 1" w:uiPriority="68"/>
+    <w:lsdException w:name="Medium Grid 3 Accent 1" w:uiPriority="69"/>
+    <w:lsdException w:name="Dark List Accent 1" w:uiPriority="70"/>
+    <w:lsdException w:name="Colorful Shading Accent 1" w:uiPriority="71"/>
+    <w:lsdException w:name="Colorful List Accent 1" w:uiPriority="72"/>
+    <w:lsdException w:name="Colorful Grid Accent 1" w:uiPriority="73"/>
+    <w:lsdException w:name="Light Shading Accent 2" w:uiPriority="60"/>
+    <w:lsdException w:name="Light List Accent 2" w:uiPriority="61"/>
+    <w:lsdException w:name="Light Grid Accent 2" w:uiPriority="62"/>
+    <w:lsdException w:name="Medium Shading 1 Accent 2" w:uiPriority="63"/>
+    <w:lsdException w:name="Medium Shading 2 Accent 2" w:uiPriority="64"/>
+    <w:lsdException w:name="Medium List 1 Accent 2" w:uiPriority="65"/>
+    <w:lsdException w:name="Medium List 2 Accent 2" w:uiPriority="66"/>
+    <w:lsdException w:name="Medium Grid 1 Accent 2" w:uiPriority="67"/>
+    <w:lsdException w:name="Medium Grid 2 Accent 2" w:uiPriority="68"/>
+    <w:lsdException w:name="Medium Grid 3 Accent 2" w:uiPriority="69"/>
+    <w:lsdException w:name="Dark List Accent 2" w:uiPriority="70"/>
+    <w:lsdException w:name="Colorful Shading Accent 2" w:uiPriority="71"/>
+    <w:lsdException w:name="Colorful List Accent 2" w:uiPriority="72"/>
+    <w:lsdException w:name="Colorful Grid Accent 2" w:uiPriority="73"/>
+    <w:lsdException w:name="Light Shading Accent 3" w:uiPriority="60"/>
+    <w:lsdException w:name="Light List Accent 3" w:uiPriority="61"/>
+    <w:lsdException w:name="Light Grid Accent 3" w:uiPriority="62"/>
+    <w:lsdException w:name="Medium Shading 1 Accent 3" w:uiPriority="63"/>
+    <w:lsdException w:name="Medium Shading 2 Accent 3" w:uiPriority="64"/>
+    <w:lsdException w:name="Medium List 1 Accent 3" w:uiPriority="65"/>
+    <w:lsdException w:name="Medium List 2 Accent 3" w:uiPriority="66"/>
+    <w:lsdException w:name="Medium Grid 1 Accent 3" w:uiPriority="67"/>
+    <w:lsdException w:name="Medium Grid 2 Accent 3" w:uiPriority="68"/>
+    <w:lsdException w:name="Medium Grid 3 Accent 3" w:uiPriority="69"/>
+    <w:lsdException w:name="Dark List Accent 3" w:uiPriority="70"/>
+    <w:lsdException w:name="Colorful Shading Accent 3" w:uiPriority="71"/>
+    <w:lsdException w:name="Colorful List Accent 3" w:uiPriority="72"/>
+    <w:lsdException w:name="Colorful Grid Accent 3" w:uiPriority="73"/>
+    <w:lsdException w:name="Light Shading Accent 4" w:uiPriority="60"/>
+    <w:lsdException w:name="Light List Accent 4" w:uiPriority="61"/>
+    <w:lsdException w:name="Light Grid Accent 4" w:uiPriority="62"/>
+    <w:lsdException w:name="Medium Shading 1 Accent 4" w:uiPriority="63"/>
+    <w:lsdException w:name="Medium Shading 2 Accent 4" w:uiPriority="64"/>
+    <w:lsdException w:name="Medium List 1 Accent 4" w:uiPriority="65"/>
+    <w:lsdException w:name="Medium List 2 Accent 4" w:uiPriority="66"/>
+    <w:lsdException w:name="Medium Grid 1 Accent 4" w:uiPriority="67"/>
+    <w:lsdException w:name="Medium Grid 2 Accent 4" w:uiPriority="68"/>
+    <w:lsdException w:name="Medium Grid 3 Accent 4" w:uiPriority="69"/>
+    <w:lsdException w:name="Dark List Accent 4" w:uiPriority="70"/>
+    <w:lsdException w:name="Colorful Shading Accent 4" w:uiPriority="71"/>
+    <w:lsdException w:name="Colorful List Accent 4" w:uiPriority="72"/>
+    <w:lsdException w:name="Colorful Grid Accent 4" w:uiPriority="73"/>
+    <w:lsdException w:name="Light Shading Accent 5" w:uiPriority="60"/>
+    <w:lsdException w:name="Light List Accent 5" w:uiPriority="61"/>
+    <w:lsdException w:name="Light Grid Accent 5" w:uiPriority="62"/>
+    <w:lsdException w:name="Medium Shading 1 Accent 5" w:uiPriority="63"/>
+    <w:lsdException w:name="Medium Shading 2 Accent 5" w:uiPriority="64"/>
+    <w:lsdException w:name="Medium List 1 Accent 5" w:uiPriority="65"/>
+    <w:lsdException w:name="Medium List 2 Accent 5" w:uiPriority="66"/>
+    <w:lsdException w:name="Medium Grid 1 Accent 5" w:uiPriority="67"/>
+    <w:lsdException w:name="Medium Grid 2 Accent 5" w:uiPriority="68"/>
+    <w:lsdException w:name="Medium Grid 3 Accent 5" w:uiPriority="69"/>
+    <w:lsdException w:name="Dark List Accent 5" w:uiPriority="70"/>
+    <w:lsdException w:name="Colorful Shading Accent 5" w:uiPriority="71"/>
+    <w:lsdException w:name="Colorful List Accent 5" w:uiPriority="72"/>
+    <w:lsdException w:name="Colorful Grid Accent 5" w:uiPriority="73"/>
+    <w:lsdException w:name="Light Shading Accent 6" w:uiPriority="60"/>
+    <w:lsdException w:name="Light List Accent 6" w:uiPriority="61"/>
+    <w:lsdException w:name="Light Grid Accent 6" w:uiPriority="62"/>
+    <w:lsdException w:name="Medium Shading 1 Accent 6" w:uiPriority="63"/>
+    <w:lsdException w:name="Medium Shading 2 Accent 6" w:uiPriority="64"/>
+    <w:lsdException w:name="Medium List 1 Accent 6" w:uiPriority="65"/>
+    <w:lsdException w:name="Medium List 2 Accent 6" w:uiPriority="66"/>
+    <w:lsdException w:name="Medium Grid 1 Accent 6" w:uiPriority="67"/>
+    <w:lsdException w:name="Medium Grid 2 Accent 6" w:uiPriority="68"/>
+    <w:lsdException w:name="Medium Grid 3 Accent 6" w:uiPriority="69"/>
+    <w:lsdException w:name="Dark List Accent 6" w:uiPriority="70"/>
+    <w:lsdException w:name="Colorful Shading Accent 6" w:uiPriority="71"/>
+    <w:lsdException w:name="Colorful List Accent 6" w:uiPriority="72"/>
+    <w:lsdException w:name="Colorful Grid Accent 6" w:uiPriority="73"/>
+    <w:lsdException w:name="Subtle Emphasis" w:uiPriority="19" w:qFormat="1"/>
+    <w:lsdException w:name="Intense Emphasis" w:uiPriority="21" w:qFormat="1"/>
+    <w:lsdException w:name="Subtle Reference" w:uiPriority="31" w:qFormat="1"/>
+    <w:lsdException w:name="Intense Reference" w:uiPriority="32" w:qFormat="1"/>
+    <w:lsdException w:name="Book Title" w:uiPriority="33" w:qFormat="1"/>
+    <w:lsdException w:name="Bibliography" w:semiHidden="1" w:uiPriority="37" w:unhideWhenUsed="1"/>
+    <w:lsdException w:name="TOC Heading" w:semiHidden="1" w:uiPriority="39" w:unhideWhenUsed="1" w:qFormat="1"/>
+    <w:lsdException w:name="Plain Table 1" w:uiPriority="41"/>
+    <w:lsdException w:name="Plain Table 2" w:uiPriority="42"/>
+    <w:lsdException w:name="Plain Table 3" w:uiPriority="43"/>
+    <w:lsdException w:name="Plain Table 4" w:uiPriority="44"/>
+    <w:lsdException w:name="Plain Table 5" w:uiPriority="45"/>
+    <w:lsdException w:name="Grid Table Light" w:uiPriority="40"/>
+    <w:lsdException w:name="Grid Table 1 Light" w:uiPriority="46"/>
+    <w:lsdException w:name="Grid Table 2" w:uiPriority="47"/>
+    <w:lsdException w:name="Grid Table 3" w:uiPriority="48"/>
+    <w:lsdException w:name="Grid Table 4" w:uiPriority="49"/>
+    <w:lsdException w:name="Grid Table 5 Dark" w:uiPriority="50"/>
+    <w:lsdException w:name="Grid Table 6 Colorful" w:uiPriority="51"/>
+    <w:lsdException w:name="Grid Table 7 Colorful" w:uiPriority="52"/>
+    <w:lsdException w:name="Grid Table 1 Light Accent 1" w:uiPriority="46"/>
+    <w:lsdException w:name="Grid Table 2 Accent 1" w:uiPriority="47"/>
+    <w:lsdException w:name="Grid Table 3 Accent 1" w:uiPriority="48"/>
+    <w:lsdException w:name="Grid Table 4 Accent 1" w:uiPriority="49"/>
+    <w:lsdException w:name="Grid Table 5 Dark Accent 1" w:uiPriority="50"/>
+    <w:lsdException w:name="Grid Table 6 Colorful Accent 1" w:uiPriority="51"/>
+    <w:lsdException w:name="Grid Table 7 Colorful Accent 1" w:uiPriority="52"/>
+    <w:lsdException w:name="Grid Table 1 Light Accent 2" w:uiPriority="46"/>
+    <w:lsdException w:name="Grid Table 2 Accent 2" w:uiPriority="47"/>
+    <w:lsdException w:name="Grid Table 3 Accent 2" w:uiPriority="48"/>
+    <w:lsdException w:name="Grid Table 4 Accent 2" w:uiPriority="49"/>
+    <w:lsdException w:name="Grid Table 5 Dark Accent 2" w:uiPriority="50"/>
+    <w:lsdException w:name="Grid Table 6 Colorful Accent 2" w:uiPriority="51"/>
+    <w:lsdException w:name="Grid Table 7 Colorful Accent 2" w:uiPriority="52"/>
+    <w:lsdException w:name="Grid Table 1 Light Accent 3" w:uiPriority="46"/>
+    <w:lsdException w:name="Grid Table 2 Accent 3" w:uiPriority="47"/>
+    <w:lsdException w:name="Grid Table 3 Accent 3" w:uiPriority="48"/>
+    <w:lsdException w:name="Grid Table 4 Accent 3" w:uiPriority="49"/>
+    <w:lsdException w:name="Grid Table 5 Dark Accent 3" w:uiPriority="50"/>
+    <w:lsdException w:name="Grid Table 6 Colorful Accent 3" w:uiPriority="51"/>
+    <w:lsdException w:name="Grid Table 7 Colorful Accent 3" w:uiPriority="52"/>
+    <w:lsdException w:name="Grid Table 1 Light Accent 4" w:uiPriority="46"/>
+    <w:lsdException w:name="Grid Table 2 Accent 4" w:uiPriority="47"/>
+    <w:lsdException w:name="Grid Table 3 Accent 4" w:uiPriority="48"/>
+    <w:lsdException w:name="Grid Table 4 Accent 4" w:uiPriority="49"/>
+    <w:lsdException w:name="Grid Table 5 Dark Accent 4" w:uiPriority="50"/>
+    <w:lsdException w:name="Grid Table 6 Colorful Accent 4" w:uiPriority="51"/>
+    <w:lsdException w:name="Grid Table 7 Colorful Accent 4" w:uiPriority="52"/>
+    <w:lsdException w:name="Grid Table 1 Light Accent 5" w:uiPriority="46"/>
+    <w:lsdException w:name="Grid Table 2 Accent 5" w:uiPriority="47"/>
+    <w:lsdException w:name="Grid Table 3 Accent 5" w:uiPriority="48"/>
+    <w:lsdException w:name="Grid Table 4 Accent 5" w:uiPriority="49"/>
+    <w:lsdException w:name="Grid Table 5 Dark Accent 5" w:uiPriority="50"/>
+    <w:lsdException w:name="Grid Table 6 Colorful Accent 5" w:uiPriority="51"/>
+    <w:lsdException w:name="Grid Table 7 Colorful Accent 5" w:uiPriority="52"/>
+    <w:lsdException w:name="Grid Table 1 Light Accent 6" w:uiPriority="46"/>
+    <w:lsdException w:name="Grid Table 2 Accent 6" w:uiPriority="47"/>
+    <w:lsdException w:name="Grid Table 3 Accent 6" w:uiPriority="48"/>
+    <w:lsdException w:name="Grid Table 4 Accent 6" w:uiPriority="49"/>
+    <w:lsdException w:name="Grid Table 5 Dark Accent 6" w:uiPriority="50"/>
+    <w:lsdException w:name="Grid Table 6 Colorful Accent 6" w:uiPriority="51"/>
+    <w:lsdException w:name="Grid Table 7 Colorful Accent 6" w:uiPriority="52"/>
+    <w:lsdException w:name="List Table 1 Light" w:uiPriority="46"/>
+    <w:lsdException w:name="List Table 2" w:uiPriority="47"/>
+    <w:lsdException w:name="List Table 3" w:uiPriority="48"/>
+    <w:lsdException w:name="List Table 4" w:uiPriority="49"/>
+    <w:lsdException w:name="List Table 5 Dark" w:uiPriority="50"/>
+    <w:lsdException w:name="List Table 6 Colorful" w:uiPriority="51"/>
+    <w:lsdException w:name="List Table 7 Colorful" w:uiPriority="52"/>
+    <w:lsdException w:name="List Table 1 Light Accent 1" w:uiPriority="46"/>
+    <w:lsdException w:name="List Table 2 Accent 1" w:uiPriority="47"/>
+    <w:lsdException w:name="List Table 3 Accent 1" w:uiPriority="48"/>
+    <w:lsdException w:name="List Table 4 Accent 1" w:uiPriority="49"/>
+    <w:lsdException w:name="List Table 5 Dark Accent 1" w:uiPriority="50"/>
+    <w:lsdException w:name="List Table 6 Colorful Accent 1" w:uiPriority="51"/>
+    <w:lsdException w:name="List Table 7 Colorful Accent 1" w:uiPriority="52"/>
+    <w:lsdException w:name="List Table 1 Light Accent 2" w:uiPriority="46"/>
+    <w:lsdException w:name="List Table 2 Accent 2" w:uiPriority="47"/>
+    <w:lsdException w:name="List Table 3 Accent 2" w:uiPriority="48"/>
+    <w:lsdException w:name="List Table 4 Accent 2" w:uiPriority="49"/>
+    <w:lsdException w:name="List Table 5 Dark Accent 2" w:uiPriority="50"/>
+    <w:lsdException w:name="List Table 6 Colorful Accent 2" w:uiPriority="51"/>
+    <w:lsdException w:name="List Table 7 Colorful Accent 2" w:uiPriority="52"/>
+    <w:lsdException w:name="List Table 1 Light Accent 3" w:uiPriority="46"/>
+    <w:lsdException w:name="List Table 2 Accent 3" w:uiPriority="47"/>
+    <w:lsdException w:name="List Table 3 Accent 3" w:uiPriority="48"/>
+    <w:lsdException w:name="List Table 4 Accent 3" w:uiPriority="49"/>
+    <w:lsdException w:name="List Table 5 Dark Accent 3" w:uiPriority="50"/>
+    <w:lsdException w:name="List Table 6 Colorful Accent 3" w:uiPriority="51"/>
+    <w:lsdException w:name="List Table 7 Colorful Accent 3" w:uiPriority="52"/>
+    <w:lsdException w:name="List Table 1 Light Accent 4" w:uiPriority="46"/>
+    <w:lsdException w:name="List Table 2 Accent 4" w:uiPriority="47"/>
+    <w:lsdException w:name="List Table 3 Accent 4" w:uiPriority="48"/>
+    <w:lsdException w:name="List Table 4 Accent 4" w:uiPriority="49"/>
+    <w:lsdException w:name="List Table 5 Dark Accent 4" w:uiPriority="50"/>
+    <w:lsdException w:name="List Table 6 Colorful Accent 4" w:uiPriority="51"/>
+    <w:lsdException w:name="List Table 7 Colorful Accent 4" w:uiPriority="52"/>
+    <w:lsdException w:name="List Table 1 Light Accent 5" w:uiPriority="46"/>
+    <w:lsdException w:name="List Table 2 Accent 5" w:uiPriority="47"/>
+    <w:lsdException w:name="List Table 3 Accent 5" w:uiPriority="48"/>
+    <w:lsdException w:name="List Table 4 Accent 5" w:uiPriority="49"/>
+    <w:lsdException w:name="List Table 5 Dark Accent 5" w:uiPriority="50"/>
+    <w:lsdException w:name="List Table 6 Colorful Accent 5" w:uiPriority="51"/>
+    <w:lsdException w:name="List Table 7 Colorful Accent 5" w:uiPriority="52"/>
+    <w:lsdException w:name="List Table 1 Light Accent 6" w:uiPriority="46"/>
+    <w:lsdException w:name="List Table 2 Accent 6" w:uiPriority="47"/>
+    <w:lsdException w:name="List Table 3 Accent 6" w:uiPriority="48"/>
+    <w:lsdException w:name="List Table 4 Accent 6" w:uiPriority="49"/>
+    <w:lsdException w:name="List Table 5 Dark Accent 6" w:uiPriority="50"/>
+    <w:lsdException w:name="List Table 6 Colorful Accent 6" w:uiPriority="51"/>
+    <w:lsdException w:name="List Table 7 Colorful Accent 6" w:uiPriority="52"/>
+    <w:lsdException w:name="Mention" w:semiHidden="1" w:unhideWhenUsed="1"/>
+    <w:lsdException w:name="Smart Hyperlink" w:semiHidden="1" w:unhideWhenUsed="1"/>
+    <w:lsdException w:name="Hashtag" w:semiHidden="1" w:unhideWhenUsed="1"/>
+    <w:lsdException w:name="Unresolved Mention" w:semiHidden="1" w:unhideWhenUsed="1"/>
+    <w:lsdException w:name="Smart Link" w:semiHidden="1" w:unhideWhenUsed="1"/>
+  </w:latentStyles>
+  <w:style w:type="paragraph" w:default="1" w:styleId="Normal">
     <w:name w:val="Normal"/>
-    <w:next w:val="style0"/>
     <w:qFormat/>
-    <w:pPr/>
     <w:rPr>
-      <w:rFonts w:ascii="Times New Roman" w:cs="Times New Roman" w:eastAsia="Times New Roman" w:hAnsi="Times New Roman"/>
+      <w:rFonts w:ascii="Times New Roman" w:eastAsia="Times New Roman" w:hAnsi="Times New Roman" w:cs="Times New Roman"/>
     </w:rPr>
   </w:style>
-  <w:style w:type="paragraph" w:styleId="style1">
+  <w:style w:type="paragraph" w:styleId="Heading1">
     <w:name w:val="heading 1"/>
-    <w:basedOn w:val="style0"/>
-    <w:next w:val="style1"/>
+    <w:basedOn w:val="Normal"/>
+    <w:uiPriority w:val="9"/>
     <w:qFormat/>
-    <w:uiPriority w:val="9"/>
     <w:pPr>
       <w:spacing w:before="148"/>
       <w:ind w:left="93"/>
@@ -2768,12 +2736,12 @@
       <w:bCs/>
     </w:rPr>
   </w:style>
-  <w:style w:type="paragraph" w:styleId="style2">
+  <w:style w:type="paragraph" w:styleId="Heading2">
     <w:name w:val="heading 2"/>
-    <w:basedOn w:val="style0"/>
-    <w:next w:val="style2"/>
+    <w:basedOn w:val="Normal"/>
+    <w:uiPriority w:val="9"/>
+    <w:unhideWhenUsed/>
     <w:qFormat/>
-    <w:uiPriority w:val="9"/>
     <w:pPr>
       <w:ind w:left="153"/>
       <w:outlineLvl w:val="1"/>
@@ -2785,17 +2753,17 @@
       <w:szCs w:val="20"/>
     </w:rPr>
   </w:style>
-  <w:style w:type="character" w:default="1" w:styleId="style65">
+  <w:style w:type="character" w:default="1" w:styleId="DefaultParagraphFont">
     <w:name w:val="Default Paragraph Font"/>
-    <w:next w:val="style65"/>
     <w:uiPriority w:val="1"/>
+    <w:semiHidden/>
+    <w:unhideWhenUsed/>
   </w:style>
-  <w:style w:type="table" w:default="1" w:styleId="style105">
+  <w:style w:type="table" w:default="1" w:styleId="TableNormal">
     <w:name w:val="Normal Table"/>
-    <w:next w:val="style105"/>
     <w:uiPriority w:val="99"/>
-    <w:pPr/>
-    <w:rPr/>
+    <w:semiHidden/>
+    <w:unhideWhenUsed/>
     <w:tblPr>
       <w:tblInd w:w="0" w:type="dxa"/>
       <w:tblCellMar>
@@ -2805,22 +2773,18 @@
         <w:right w:w="108" w:type="dxa"/>
       </w:tblCellMar>
     </w:tblPr>
-    <w:tcPr>
-      <w:tcBorders/>
-    </w:tcPr>
   </w:style>
-  <w:style w:type="numbering" w:default="1" w:styleId="style107">
+  <w:style w:type="numbering" w:default="1" w:styleId="NoList">
     <w:name w:val="No List"/>
-    <w:next w:val="style107"/>
     <w:uiPriority w:val="99"/>
-    <w:pPr/>
+    <w:semiHidden/>
+    <w:unhideWhenUsed/>
   </w:style>
-  <w:style w:type="paragraph" w:styleId="style66">
+  <w:style w:type="paragraph" w:styleId="BodyText">
     <w:name w:val="Body Text"/>
-    <w:basedOn w:val="style0"/>
-    <w:next w:val="style66"/>
+    <w:basedOn w:val="Normal"/>
+    <w:uiPriority w:val="1"/>
     <w:qFormat/>
-    <w:uiPriority w:val="1"/>
     <w:pPr>
       <w:ind w:left="514" w:hanging="360"/>
     </w:pPr>
@@ -2829,12 +2793,11 @@
       <w:szCs w:val="20"/>
     </w:rPr>
   </w:style>
-  <w:style w:type="paragraph" w:styleId="style62">
+  <w:style w:type="paragraph" w:styleId="Title">
     <w:name w:val="Title"/>
-    <w:basedOn w:val="style0"/>
-    <w:next w:val="style62"/>
+    <w:basedOn w:val="Normal"/>
+    <w:uiPriority w:val="10"/>
     <w:qFormat/>
-    <w:uiPriority w:val="10"/>
     <w:pPr>
       <w:spacing w:before="57"/>
       <w:ind w:right="277"/>
@@ -2847,63 +2810,55 @@
       <w:szCs w:val="40"/>
     </w:rPr>
   </w:style>
-  <w:style w:type="paragraph" w:styleId="style179">
+  <w:style w:type="paragraph" w:styleId="ListParagraph">
     <w:name w:val="List Paragraph"/>
-    <w:basedOn w:val="style0"/>
-    <w:next w:val="style179"/>
+    <w:basedOn w:val="Normal"/>
+    <w:uiPriority w:val="1"/>
     <w:qFormat/>
-    <w:uiPriority w:val="1"/>
     <w:pPr>
       <w:ind w:left="514" w:hanging="360"/>
     </w:pPr>
-    <w:rPr/>
   </w:style>
-  <w:style w:type="paragraph" w:customStyle="1" w:styleId="style4097">
+  <w:style w:type="paragraph" w:customStyle="1" w:styleId="TableParagraph">
     <w:name w:val="Table Paragraph"/>
-    <w:basedOn w:val="style0"/>
-    <w:next w:val="style4097"/>
+    <w:basedOn w:val="Normal"/>
+    <w:uiPriority w:val="1"/>
     <w:qFormat/>
-    <w:uiPriority w:val="1"/>
-    <w:pPr/>
   </w:style>
-  <w:style w:type="character" w:styleId="style85">
+  <w:style w:type="character" w:styleId="Hyperlink">
     <w:name w:val="Hyperlink"/>
-    <w:basedOn w:val="style65"/>
-    <w:next w:val="style85"/>
+    <w:basedOn w:val="DefaultParagraphFont"/>
     <w:uiPriority w:val="99"/>
     <w:rPr>
-      <w:color w:val="0000ff"/>
+      <w:color w:val="0000FF"/>
       <w:u w:val="single"/>
     </w:rPr>
   </w:style>
-  <w:style w:type="character" w:customStyle="1" w:styleId="style4098">
-    <w:name w:val="Unresolved Mention"/>
-    <w:basedOn w:val="style65"/>
-    <w:next w:val="style4098"/>
+  <w:style w:type="character" w:customStyle="1" w:styleId="UnresolvedMention1">
+    <w:name w:val="Unresolved Mention1"/>
+    <w:basedOn w:val="DefaultParagraphFont"/>
     <w:uiPriority w:val="99"/>
     <w:rPr>
-      <w:color w:val="605e5c"/>
-      <w:shd w:val="clear" w:color="auto" w:fill="e1dfdd"/>
+      <w:color w:val="605E5C"/>
+      <w:shd w:val="clear" w:color="auto" w:fill="E1DFDD"/>
     </w:rPr>
   </w:style>
-  <w:style w:type="paragraph" w:styleId="style48">
+  <w:style w:type="paragraph" w:styleId="ListBullet">
     <w:name w:val="List Bullet"/>
-    <w:basedOn w:val="style0"/>
-    <w:next w:val="style48"/>
+    <w:basedOn w:val="Normal"/>
     <w:uiPriority w:val="99"/>
     <w:pPr>
       <w:widowControl/>
       <w:numPr>
-        <w:ilvl w:val="0"/>
         <w:numId w:val="1"/>
       </w:numPr>
       <w:autoSpaceDE/>
       <w:autoSpaceDN/>
-      <w:spacing w:after="200" w:lineRule="auto" w:line="276"/>
+      <w:spacing w:after="200" w:line="276" w:lineRule="auto"/>
       <w:contextualSpacing/>
     </w:pPr>
     <w:rPr>
-      <w:rFonts w:ascii="Calibri" w:cs="宋体" w:eastAsia="Calibri" w:hAnsi="Calibri"/>
+      <w:rFonts w:ascii="Calibri" w:eastAsia="Calibri" w:hAnsi="Calibri" w:cs="SimSun"/>
       <w:sz w:val="21"/>
     </w:rPr>
   </w:style>
